--- a/Table6a.docx
+++ b/Table6a.docx
@@ -166,23 +166,24 @@
             </w:pPr>
             <w:r>
               <w:rPr>
-                <w:sz w:val="19"/>
-              </w:rPr>
-              <w:t>Mean</w:t>
-            </w:r>
-            <w:r>
-              <w:rPr>
-                <w:spacing w:val="9"/>
+                <w:spacing w:val="-5"/>
+                <w:sz w:val="19"/>
+              </w:rPr>
+              <w:t>Clust.</w:t>
+            </w:r>
+            <w:r>
+              <w:rPr>
+                <w:spacing w:val="-7"/>
                 <w:sz w:val="19"/>
               </w:rPr>
               <w:t> </w:t>
             </w:r>
             <w:r>
               <w:rPr>
-                <w:spacing w:val="-10"/>
-                <w:sz w:val="19"/>
-              </w:rPr>
-              <w:t>k</w:t>
+                <w:spacing w:val="-2"/>
+                <w:sz w:val="19"/>
+              </w:rPr>
+              <w:t>coef.</w:t>
             </w:r>
           </w:p>
         </w:tc>
@@ -207,7 +208,7 @@
                 <w:spacing w:val="-2"/>
                 <w:sz w:val="19"/>
               </w:rPr>
-              <w:t>Basile</w:t>
+              <w:t>Carys</w:t>
             </w:r>
           </w:p>
         </w:tc>
@@ -232,7 +233,7 @@
                 <w:spacing w:val="-2"/>
                 <w:sz w:val="19"/>
               </w:rPr>
-              <w:t>French</w:t>
+              <w:t>Welsh</w:t>
             </w:r>
           </w:p>
         </w:tc>
@@ -258,7 +259,7 @@
                 <w:spacing w:val="-4"/>
                 <w:sz w:val="19"/>
               </w:rPr>
-              <w:t>1.71</w:t>
+              <w:t>0.83</w:t>
             </w:r>
           </w:p>
         </w:tc>
@@ -285,23 +286,24 @@
             </w:pPr>
             <w:r>
               <w:rPr>
-                <w:sz w:val="19"/>
-              </w:rPr>
-              <w:t>Mean</w:t>
-            </w:r>
-            <w:r>
-              <w:rPr>
-                <w:spacing w:val="9"/>
+                <w:spacing w:val="-5"/>
+                <w:sz w:val="19"/>
+              </w:rPr>
+              <w:t>Clust.</w:t>
+            </w:r>
+            <w:r>
+              <w:rPr>
+                <w:spacing w:val="-7"/>
                 <w:sz w:val="19"/>
               </w:rPr>
               <w:t> </w:t>
             </w:r>
             <w:r>
               <w:rPr>
-                <w:spacing w:val="-10"/>
-                <w:sz w:val="19"/>
-              </w:rPr>
-              <w:t>k</w:t>
+                <w:spacing w:val="-2"/>
+                <w:sz w:val="19"/>
+              </w:rPr>
+              <w:t>coef.</w:t>
             </w:r>
           </w:p>
         </w:tc>
@@ -323,10 +325,10 @@
             </w:pPr>
             <w:r>
               <w:rPr>
-                <w:spacing w:val="-2"/>
-                <w:sz w:val="19"/>
-              </w:rPr>
-              <w:t>Adeline</w:t>
+                <w:spacing w:val="-4"/>
+                <w:sz w:val="19"/>
+              </w:rPr>
+              <w:t>Elen</w:t>
             </w:r>
           </w:p>
         </w:tc>
@@ -351,7 +353,7 @@
                 <w:spacing w:val="-2"/>
                 <w:sz w:val="19"/>
               </w:rPr>
-              <w:t>French</w:t>
+              <w:t>Welsh</w:t>
             </w:r>
           </w:p>
         </w:tc>
@@ -377,7 +379,7 @@
                 <w:spacing w:val="-4"/>
                 <w:sz w:val="19"/>
               </w:rPr>
-              <w:t>1.69</w:t>
+              <w:t>0.73</w:t>
             </w:r>
           </w:p>
         </w:tc>
@@ -404,23 +406,24 @@
             </w:pPr>
             <w:r>
               <w:rPr>
-                <w:sz w:val="19"/>
-              </w:rPr>
-              <w:t>Mean</w:t>
-            </w:r>
-            <w:r>
-              <w:rPr>
-                <w:spacing w:val="9"/>
+                <w:spacing w:val="-5"/>
+                <w:sz w:val="19"/>
+              </w:rPr>
+              <w:t>Clust.</w:t>
+            </w:r>
+            <w:r>
+              <w:rPr>
+                <w:spacing w:val="-7"/>
                 <w:sz w:val="19"/>
               </w:rPr>
               <w:t> </w:t>
             </w:r>
             <w:r>
               <w:rPr>
-                <w:spacing w:val="-10"/>
-                <w:sz w:val="19"/>
-              </w:rPr>
-              <w:t>k</w:t>
+                <w:spacing w:val="-2"/>
+                <w:sz w:val="19"/>
+              </w:rPr>
+              <w:t>coef.</w:t>
             </w:r>
           </w:p>
         </w:tc>
@@ -496,7 +499,7 @@
                 <w:spacing w:val="-4"/>
                 <w:sz w:val="19"/>
               </w:rPr>
-              <w:t>1.60</w:t>
+              <w:t>0.73</w:t>
             </w:r>
           </w:p>
         </w:tc>
@@ -523,23 +526,24 @@
             </w:pPr>
             <w:r>
               <w:rPr>
-                <w:sz w:val="19"/>
-              </w:rPr>
-              <w:t>Mean</w:t>
-            </w:r>
-            <w:r>
-              <w:rPr>
-                <w:spacing w:val="9"/>
+                <w:spacing w:val="-5"/>
+                <w:sz w:val="19"/>
+              </w:rPr>
+              <w:t>Clust.</w:t>
+            </w:r>
+            <w:r>
+              <w:rPr>
+                <w:spacing w:val="-7"/>
                 <w:sz w:val="19"/>
               </w:rPr>
               <w:t> </w:t>
             </w:r>
             <w:r>
               <w:rPr>
-                <w:spacing w:val="-10"/>
-                <w:sz w:val="19"/>
-              </w:rPr>
-              <w:t>k</w:t>
+                <w:spacing w:val="-2"/>
+                <w:sz w:val="19"/>
+              </w:rPr>
+              <w:t>coef.</w:t>
             </w:r>
           </w:p>
         </w:tc>
@@ -561,10 +565,10 @@
             </w:pPr>
             <w:r>
               <w:rPr>
-                <w:spacing w:val="-4"/>
-                <w:sz w:val="19"/>
-              </w:rPr>
-              <w:t>Gaël</w:t>
+                <w:spacing w:val="-2"/>
+                <w:sz w:val="19"/>
+              </w:rPr>
+              <w:t>Haruo</w:t>
             </w:r>
           </w:p>
         </w:tc>
@@ -589,7 +593,7 @@
                 <w:spacing w:val="-2"/>
                 <w:sz w:val="19"/>
               </w:rPr>
-              <w:t>French</w:t>
+              <w:t>Japanese</w:t>
             </w:r>
           </w:p>
         </w:tc>
@@ -615,7 +619,7 @@
                 <w:spacing w:val="-4"/>
                 <w:sz w:val="19"/>
               </w:rPr>
-              <w:t>1.59</w:t>
+              <w:t>0.72</w:t>
             </w:r>
           </w:p>
         </w:tc>
@@ -642,23 +646,24 @@
             </w:pPr>
             <w:r>
               <w:rPr>
-                <w:sz w:val="19"/>
-              </w:rPr>
-              <w:t>Mean</w:t>
-            </w:r>
-            <w:r>
-              <w:rPr>
-                <w:spacing w:val="9"/>
+                <w:spacing w:val="-5"/>
+                <w:sz w:val="19"/>
+              </w:rPr>
+              <w:t>Clust.</w:t>
+            </w:r>
+            <w:r>
+              <w:rPr>
+                <w:spacing w:val="-7"/>
                 <w:sz w:val="19"/>
               </w:rPr>
               <w:t> </w:t>
             </w:r>
             <w:r>
               <w:rPr>
-                <w:spacing w:val="-10"/>
-                <w:sz w:val="19"/>
-              </w:rPr>
-              <w:t>k</w:t>
+                <w:spacing w:val="-2"/>
+                <w:sz w:val="19"/>
+              </w:rPr>
+              <w:t>coef.</w:t>
             </w:r>
           </w:p>
         </w:tc>
@@ -683,7 +688,7 @@
                 <w:spacing w:val="-2"/>
                 <w:sz w:val="19"/>
               </w:rPr>
-              <w:t>Julien</w:t>
+              <w:t>Takeru</w:t>
             </w:r>
           </w:p>
         </w:tc>
@@ -708,7 +713,7 @@
                 <w:spacing w:val="-2"/>
                 <w:sz w:val="19"/>
               </w:rPr>
-              <w:t>French</w:t>
+              <w:t>Japanese</w:t>
             </w:r>
           </w:p>
         </w:tc>
@@ -734,7 +739,7 @@
                 <w:spacing w:val="-4"/>
                 <w:sz w:val="19"/>
               </w:rPr>
-              <w:t>1.56</w:t>
+              <w:t>0.71</w:t>
             </w:r>
           </w:p>
         </w:tc>
@@ -763,21 +768,21 @@
               <w:rPr>
                 <w:sz w:val="19"/>
               </w:rPr>
-              <w:t>Path</w:t>
-            </w:r>
-            <w:r>
-              <w:rPr>
-                <w:spacing w:val="1"/>
+              <w:t>Mean</w:t>
+            </w:r>
+            <w:r>
+              <w:rPr>
+                <w:spacing w:val="9"/>
                 <w:sz w:val="19"/>
               </w:rPr>
               <w:t> </w:t>
             </w:r>
             <w:r>
               <w:rPr>
-                <w:spacing w:val="-2"/>
-                <w:sz w:val="19"/>
-              </w:rPr>
-              <w:t>length</w:t>
+                <w:spacing w:val="-10"/>
+                <w:sz w:val="19"/>
+              </w:rPr>
+              <w:t>k</w:t>
             </w:r>
           </w:p>
         </w:tc>
@@ -802,7 +807,7 @@
                 <w:spacing w:val="-2"/>
                 <w:sz w:val="19"/>
               </w:rPr>
-              <w:t>Eelis</w:t>
+              <w:t>Carys</w:t>
             </w:r>
           </w:p>
         </w:tc>
@@ -827,7 +832,7 @@
                 <w:spacing w:val="-2"/>
                 <w:sz w:val="19"/>
               </w:rPr>
-              <w:t>Finnish</w:t>
+              <w:t>Welsh</w:t>
             </w:r>
           </w:p>
         </w:tc>
@@ -850,10 +855,10 @@
             </w:pPr>
             <w:r>
               <w:rPr>
-                <w:spacing w:val="-4"/>
-                <w:sz w:val="19"/>
-              </w:rPr>
-              <w:t>0.19</w:t>
+                <w:spacing w:val="-2"/>
+                <w:sz w:val="19"/>
+              </w:rPr>
+              <w:t>12.52</w:t>
             </w:r>
           </w:p>
         </w:tc>
@@ -882,21 +887,21 @@
               <w:rPr>
                 <w:sz w:val="19"/>
               </w:rPr>
-              <w:t>Path</w:t>
-            </w:r>
-            <w:r>
-              <w:rPr>
-                <w:spacing w:val="1"/>
+              <w:t>Mean</w:t>
+            </w:r>
+            <w:r>
+              <w:rPr>
+                <w:spacing w:val="9"/>
                 <w:sz w:val="19"/>
               </w:rPr>
               <w:t> </w:t>
             </w:r>
             <w:r>
               <w:rPr>
-                <w:spacing w:val="-2"/>
-                <w:sz w:val="19"/>
-              </w:rPr>
-              <w:t>length</w:t>
+                <w:spacing w:val="-10"/>
+                <w:sz w:val="19"/>
+              </w:rPr>
+              <w:t>k</w:t>
             </w:r>
           </w:p>
         </w:tc>
@@ -918,10 +923,10 @@
             </w:pPr>
             <w:r>
               <w:rPr>
-                <w:spacing w:val="-4"/>
-                <w:sz w:val="19"/>
-              </w:rPr>
-              <w:t>Mira</w:t>
+                <w:spacing w:val="-2"/>
+                <w:sz w:val="19"/>
+              </w:rPr>
+              <w:t>Adeline</w:t>
             </w:r>
           </w:p>
         </w:tc>
@@ -946,7 +951,7 @@
                 <w:spacing w:val="-2"/>
                 <w:sz w:val="19"/>
               </w:rPr>
-              <w:t>Finnish</w:t>
+              <w:t>French</w:t>
             </w:r>
           </w:p>
         </w:tc>
@@ -969,10 +974,10 @@
             </w:pPr>
             <w:r>
               <w:rPr>
-                <w:spacing w:val="-4"/>
-                <w:sz w:val="19"/>
-              </w:rPr>
-              <w:t>0.19</w:t>
+                <w:spacing w:val="-2"/>
+                <w:sz w:val="19"/>
+              </w:rPr>
+              <w:t>11.68</w:t>
             </w:r>
           </w:p>
         </w:tc>
@@ -1001,21 +1006,21 @@
               <w:rPr>
                 <w:sz w:val="19"/>
               </w:rPr>
-              <w:t>Path</w:t>
-            </w:r>
-            <w:r>
-              <w:rPr>
-                <w:spacing w:val="1"/>
+              <w:t>Mean</w:t>
+            </w:r>
+            <w:r>
+              <w:rPr>
+                <w:spacing w:val="9"/>
                 <w:sz w:val="19"/>
               </w:rPr>
               <w:t> </w:t>
             </w:r>
             <w:r>
               <w:rPr>
-                <w:spacing w:val="-2"/>
-                <w:sz w:val="19"/>
-              </w:rPr>
-              <w:t>length</w:t>
+                <w:spacing w:val="-10"/>
+                <w:sz w:val="19"/>
+              </w:rPr>
+              <w:t>k</w:t>
             </w:r>
           </w:p>
         </w:tc>
@@ -1040,7 +1045,7 @@
                 <w:spacing w:val="-4"/>
                 <w:sz w:val="19"/>
               </w:rPr>
-              <w:t>Afan</w:t>
+              <w:t>Gaël</w:t>
             </w:r>
           </w:p>
         </w:tc>
@@ -1062,11 +1067,10 @@
             </w:pPr>
             <w:r>
               <w:rPr>
-                <w:spacing w:val="-4"/>
-                <w:w w:val="105"/>
-                <w:sz w:val="19"/>
-              </w:rPr>
-              <w:t>Urdu</w:t>
+                <w:spacing w:val="-2"/>
+                <w:sz w:val="19"/>
+              </w:rPr>
+              <w:t>French</w:t>
             </w:r>
           </w:p>
         </w:tc>
@@ -1089,10 +1093,10 @@
             </w:pPr>
             <w:r>
               <w:rPr>
-                <w:spacing w:val="-4"/>
-                <w:sz w:val="19"/>
-              </w:rPr>
-              <w:t>0.20</w:t>
+                <w:spacing w:val="-2"/>
+                <w:sz w:val="19"/>
+              </w:rPr>
+              <w:t>11.27</w:t>
             </w:r>
           </w:p>
         </w:tc>
@@ -1121,21 +1125,21 @@
               <w:rPr>
                 <w:sz w:val="19"/>
               </w:rPr>
-              <w:t>Path</w:t>
-            </w:r>
-            <w:r>
-              <w:rPr>
-                <w:spacing w:val="1"/>
+              <w:t>Mean</w:t>
+            </w:r>
+            <w:r>
+              <w:rPr>
+                <w:spacing w:val="9"/>
                 <w:sz w:val="19"/>
               </w:rPr>
               <w:t> </w:t>
             </w:r>
             <w:r>
               <w:rPr>
-                <w:spacing w:val="-2"/>
-                <w:sz w:val="19"/>
-              </w:rPr>
-              <w:t>length</w:t>
+                <w:spacing w:val="-10"/>
+                <w:sz w:val="19"/>
+              </w:rPr>
+              <w:t>k</w:t>
             </w:r>
           </w:p>
         </w:tc>
@@ -1160,7 +1164,7 @@
                 <w:spacing w:val="-2"/>
                 <w:sz w:val="19"/>
               </w:rPr>
-              <w:t>Eliisa</w:t>
+              <w:t>Basile</w:t>
             </w:r>
           </w:p>
         </w:tc>
@@ -1185,7 +1189,7 @@
                 <w:spacing w:val="-2"/>
                 <w:sz w:val="19"/>
               </w:rPr>
-              <w:t>Finnish</w:t>
+              <w:t>French</w:t>
             </w:r>
           </w:p>
         </w:tc>
@@ -1208,10 +1212,605 @@
             </w:pPr>
             <w:r>
               <w:rPr>
+                <w:spacing w:val="-2"/>
+                <w:sz w:val="19"/>
+              </w:rPr>
+              <w:t>10.50</w:t>
+            </w:r>
+          </w:p>
+        </w:tc>
+      </w:tr>
+      <w:tr>
+        <w:trPr>
+          <w:trHeight w:val="509" w:hRule="atLeast"/>
+        </w:trPr>
+        <w:tc>
+          <w:tcPr>
+            <w:tcW w:w="2225" w:type="dxa"/>
+            <w:tcBorders>
+              <w:top w:val="single" w:sz="6" w:space="0" w:color="DDDDDD"/>
+              <w:bottom w:val="single" w:sz="6" w:space="0" w:color="DDDDDD"/>
+            </w:tcBorders>
+          </w:tcPr>
+          <w:p>
+            <w:pPr>
+              <w:pStyle w:val="TableParagraph"/>
+              <w:ind w:left="119"/>
+              <w:rPr>
+                <w:sz w:val="19"/>
+              </w:rPr>
+            </w:pPr>
+            <w:r>
+              <w:rPr>
+                <w:sz w:val="19"/>
+              </w:rPr>
+              <w:t>Mean</w:t>
+            </w:r>
+            <w:r>
+              <w:rPr>
+                <w:spacing w:val="9"/>
+                <w:sz w:val="19"/>
+              </w:rPr>
+              <w:t> </w:t>
+            </w:r>
+            <w:r>
+              <w:rPr>
+                <w:spacing w:val="-10"/>
+                <w:sz w:val="19"/>
+              </w:rPr>
+              <w:t>k</w:t>
+            </w:r>
+          </w:p>
+        </w:tc>
+        <w:tc>
+          <w:tcPr>
+            <w:tcW w:w="2729" w:type="dxa"/>
+            <w:tcBorders>
+              <w:top w:val="single" w:sz="6" w:space="0" w:color="DDDDDD"/>
+              <w:bottom w:val="single" w:sz="6" w:space="0" w:color="DDDDDD"/>
+            </w:tcBorders>
+          </w:tcPr>
+          <w:p>
+            <w:pPr>
+              <w:pStyle w:val="TableParagraph"/>
+              <w:ind w:left="1066"/>
+              <w:rPr>
+                <w:sz w:val="19"/>
+              </w:rPr>
+            </w:pPr>
+            <w:r>
+              <w:rPr>
+                <w:spacing w:val="-2"/>
+                <w:sz w:val="19"/>
+              </w:rPr>
+              <w:t>Vincent</w:t>
+            </w:r>
+          </w:p>
+        </w:tc>
+        <w:tc>
+          <w:tcPr>
+            <w:tcW w:w="3387" w:type="dxa"/>
+            <w:tcBorders>
+              <w:top w:val="single" w:sz="6" w:space="0" w:color="DDDDDD"/>
+              <w:bottom w:val="single" w:sz="6" w:space="0" w:color="DDDDDD"/>
+            </w:tcBorders>
+          </w:tcPr>
+          <w:p>
+            <w:pPr>
+              <w:pStyle w:val="TableParagraph"/>
+              <w:ind w:left="877"/>
+              <w:rPr>
+                <w:sz w:val="19"/>
+              </w:rPr>
+            </w:pPr>
+            <w:r>
+              <w:rPr>
+                <w:spacing w:val="-2"/>
+                <w:sz w:val="19"/>
+              </w:rPr>
+              <w:t>French</w:t>
+            </w:r>
+          </w:p>
+        </w:tc>
+        <w:tc>
+          <w:tcPr>
+            <w:tcW w:w="2235" w:type="dxa"/>
+            <w:tcBorders>
+              <w:top w:val="single" w:sz="6" w:space="0" w:color="DDDDDD"/>
+              <w:bottom w:val="single" w:sz="6" w:space="0" w:color="DDDDDD"/>
+            </w:tcBorders>
+          </w:tcPr>
+          <w:p>
+            <w:pPr>
+              <w:pStyle w:val="TableParagraph"/>
+              <w:ind w:right="119"/>
+              <w:jc w:val="right"/>
+              <w:rPr>
+                <w:sz w:val="19"/>
+              </w:rPr>
+            </w:pPr>
+            <w:r>
+              <w:rPr>
+                <w:spacing w:val="-2"/>
+                <w:sz w:val="19"/>
+              </w:rPr>
+              <w:t>10.48</w:t>
+            </w:r>
+          </w:p>
+        </w:tc>
+      </w:tr>
+      <w:tr>
+        <w:trPr>
+          <w:trHeight w:val="524" w:hRule="atLeast"/>
+        </w:trPr>
+        <w:tc>
+          <w:tcPr>
+            <w:tcW w:w="2225" w:type="dxa"/>
+            <w:tcBorders>
+              <w:top w:val="single" w:sz="6" w:space="0" w:color="DDDDDD"/>
+              <w:bottom w:val="single" w:sz="6" w:space="0" w:color="DDDDDD"/>
+            </w:tcBorders>
+          </w:tcPr>
+          <w:p>
+            <w:pPr>
+              <w:pStyle w:val="TableParagraph"/>
+              <w:ind w:left="119"/>
+              <w:rPr>
+                <w:sz w:val="19"/>
+              </w:rPr>
+            </w:pPr>
+            <w:r>
+              <w:rPr>
+                <w:sz w:val="19"/>
+              </w:rPr>
+              <w:t>Path</w:t>
+            </w:r>
+            <w:r>
+              <w:rPr>
+                <w:spacing w:val="1"/>
+                <w:sz w:val="19"/>
+              </w:rPr>
+              <w:t> </w:t>
+            </w:r>
+            <w:r>
+              <w:rPr>
+                <w:spacing w:val="-2"/>
+                <w:sz w:val="19"/>
+              </w:rPr>
+              <w:t>length</w:t>
+            </w:r>
+          </w:p>
+        </w:tc>
+        <w:tc>
+          <w:tcPr>
+            <w:tcW w:w="2729" w:type="dxa"/>
+            <w:tcBorders>
+              <w:top w:val="single" w:sz="6" w:space="0" w:color="DDDDDD"/>
+              <w:bottom w:val="single" w:sz="6" w:space="0" w:color="DDDDDD"/>
+            </w:tcBorders>
+          </w:tcPr>
+          <w:p>
+            <w:pPr>
+              <w:pStyle w:val="TableParagraph"/>
+              <w:ind w:left="1066"/>
+              <w:rPr>
+                <w:sz w:val="19"/>
+              </w:rPr>
+            </w:pPr>
+            <w:r>
+              <w:rPr>
+                <w:spacing w:val="-2"/>
+                <w:sz w:val="19"/>
+              </w:rPr>
+              <w:t>Adeline</w:t>
+            </w:r>
+          </w:p>
+        </w:tc>
+        <w:tc>
+          <w:tcPr>
+            <w:tcW w:w="3387" w:type="dxa"/>
+            <w:tcBorders>
+              <w:top w:val="single" w:sz="6" w:space="0" w:color="DDDDDD"/>
+              <w:bottom w:val="single" w:sz="6" w:space="0" w:color="DDDDDD"/>
+            </w:tcBorders>
+          </w:tcPr>
+          <w:p>
+            <w:pPr>
+              <w:pStyle w:val="TableParagraph"/>
+              <w:ind w:left="877"/>
+              <w:rPr>
+                <w:sz w:val="19"/>
+              </w:rPr>
+            </w:pPr>
+            <w:r>
+              <w:rPr>
+                <w:spacing w:val="-2"/>
+                <w:sz w:val="19"/>
+              </w:rPr>
+              <w:t>French</w:t>
+            </w:r>
+          </w:p>
+        </w:tc>
+        <w:tc>
+          <w:tcPr>
+            <w:tcW w:w="2235" w:type="dxa"/>
+            <w:tcBorders>
+              <w:top w:val="single" w:sz="6" w:space="0" w:color="DDDDDD"/>
+              <w:bottom w:val="single" w:sz="6" w:space="0" w:color="DDDDDD"/>
+            </w:tcBorders>
+          </w:tcPr>
+          <w:p>
+            <w:pPr>
+              <w:pStyle w:val="TableParagraph"/>
+              <w:ind w:right="119"/>
+              <w:jc w:val="right"/>
+              <w:rPr>
+                <w:sz w:val="19"/>
+              </w:rPr>
+            </w:pPr>
+            <w:r>
+              <w:rPr>
                 <w:spacing w:val="-4"/>
                 <w:sz w:val="19"/>
               </w:rPr>
-              <w:t>0.21</w:t>
+              <w:t>0.17</w:t>
+            </w:r>
+          </w:p>
+        </w:tc>
+      </w:tr>
+      <w:tr>
+        <w:trPr>
+          <w:trHeight w:val="509" w:hRule="atLeast"/>
+        </w:trPr>
+        <w:tc>
+          <w:tcPr>
+            <w:tcW w:w="2225" w:type="dxa"/>
+            <w:tcBorders>
+              <w:top w:val="single" w:sz="6" w:space="0" w:color="DDDDDD"/>
+              <w:bottom w:val="single" w:sz="6" w:space="0" w:color="DDDDDD"/>
+            </w:tcBorders>
+          </w:tcPr>
+          <w:p>
+            <w:pPr>
+              <w:pStyle w:val="TableParagraph"/>
+              <w:ind w:left="119"/>
+              <w:rPr>
+                <w:sz w:val="19"/>
+              </w:rPr>
+            </w:pPr>
+            <w:r>
+              <w:rPr>
+                <w:sz w:val="19"/>
+              </w:rPr>
+              <w:t>Path</w:t>
+            </w:r>
+            <w:r>
+              <w:rPr>
+                <w:spacing w:val="1"/>
+                <w:sz w:val="19"/>
+              </w:rPr>
+              <w:t> </w:t>
+            </w:r>
+            <w:r>
+              <w:rPr>
+                <w:spacing w:val="-2"/>
+                <w:sz w:val="19"/>
+              </w:rPr>
+              <w:t>length</w:t>
+            </w:r>
+          </w:p>
+        </w:tc>
+        <w:tc>
+          <w:tcPr>
+            <w:tcW w:w="2729" w:type="dxa"/>
+            <w:tcBorders>
+              <w:top w:val="single" w:sz="6" w:space="0" w:color="DDDDDD"/>
+              <w:bottom w:val="single" w:sz="6" w:space="0" w:color="DDDDDD"/>
+            </w:tcBorders>
+          </w:tcPr>
+          <w:p>
+            <w:pPr>
+              <w:pStyle w:val="TableParagraph"/>
+              <w:ind w:left="1066"/>
+              <w:rPr>
+                <w:sz w:val="19"/>
+              </w:rPr>
+            </w:pPr>
+            <w:r>
+              <w:rPr>
+                <w:spacing w:val="-2"/>
+                <w:sz w:val="19"/>
+              </w:rPr>
+              <w:t>Eelis</w:t>
+            </w:r>
+          </w:p>
+        </w:tc>
+        <w:tc>
+          <w:tcPr>
+            <w:tcW w:w="3387" w:type="dxa"/>
+            <w:tcBorders>
+              <w:top w:val="single" w:sz="6" w:space="0" w:color="DDDDDD"/>
+              <w:bottom w:val="single" w:sz="6" w:space="0" w:color="DDDDDD"/>
+            </w:tcBorders>
+          </w:tcPr>
+          <w:p>
+            <w:pPr>
+              <w:pStyle w:val="TableParagraph"/>
+              <w:ind w:left="877"/>
+              <w:rPr>
+                <w:sz w:val="19"/>
+              </w:rPr>
+            </w:pPr>
+            <w:r>
+              <w:rPr>
+                <w:spacing w:val="-2"/>
+                <w:sz w:val="19"/>
+              </w:rPr>
+              <w:t>Finnish</w:t>
+            </w:r>
+          </w:p>
+        </w:tc>
+        <w:tc>
+          <w:tcPr>
+            <w:tcW w:w="2235" w:type="dxa"/>
+            <w:tcBorders>
+              <w:top w:val="single" w:sz="6" w:space="0" w:color="DDDDDD"/>
+              <w:bottom w:val="single" w:sz="6" w:space="0" w:color="DDDDDD"/>
+            </w:tcBorders>
+          </w:tcPr>
+          <w:p>
+            <w:pPr>
+              <w:pStyle w:val="TableParagraph"/>
+              <w:ind w:right="119"/>
+              <w:jc w:val="right"/>
+              <w:rPr>
+                <w:sz w:val="19"/>
+              </w:rPr>
+            </w:pPr>
+            <w:r>
+              <w:rPr>
+                <w:spacing w:val="-4"/>
+                <w:sz w:val="19"/>
+              </w:rPr>
+              <w:t>0.18</w:t>
+            </w:r>
+          </w:p>
+        </w:tc>
+      </w:tr>
+      <w:tr>
+        <w:trPr>
+          <w:trHeight w:val="524" w:hRule="atLeast"/>
+        </w:trPr>
+        <w:tc>
+          <w:tcPr>
+            <w:tcW w:w="2225" w:type="dxa"/>
+            <w:tcBorders>
+              <w:top w:val="single" w:sz="6" w:space="0" w:color="DDDDDD"/>
+              <w:bottom w:val="single" w:sz="6" w:space="0" w:color="DDDDDD"/>
+            </w:tcBorders>
+          </w:tcPr>
+          <w:p>
+            <w:pPr>
+              <w:pStyle w:val="TableParagraph"/>
+              <w:ind w:left="119"/>
+              <w:rPr>
+                <w:sz w:val="19"/>
+              </w:rPr>
+            </w:pPr>
+            <w:r>
+              <w:rPr>
+                <w:sz w:val="19"/>
+              </w:rPr>
+              <w:t>Path</w:t>
+            </w:r>
+            <w:r>
+              <w:rPr>
+                <w:spacing w:val="1"/>
+                <w:sz w:val="19"/>
+              </w:rPr>
+              <w:t> </w:t>
+            </w:r>
+            <w:r>
+              <w:rPr>
+                <w:spacing w:val="-2"/>
+                <w:sz w:val="19"/>
+              </w:rPr>
+              <w:t>length</w:t>
+            </w:r>
+          </w:p>
+        </w:tc>
+        <w:tc>
+          <w:tcPr>
+            <w:tcW w:w="2729" w:type="dxa"/>
+            <w:tcBorders>
+              <w:top w:val="single" w:sz="6" w:space="0" w:color="DDDDDD"/>
+              <w:bottom w:val="single" w:sz="6" w:space="0" w:color="DDDDDD"/>
+            </w:tcBorders>
+          </w:tcPr>
+          <w:p>
+            <w:pPr>
+              <w:pStyle w:val="TableParagraph"/>
+              <w:ind w:left="1066"/>
+              <w:rPr>
+                <w:sz w:val="19"/>
+              </w:rPr>
+            </w:pPr>
+            <w:r>
+              <w:rPr>
+                <w:spacing w:val="-4"/>
+                <w:sz w:val="19"/>
+              </w:rPr>
+              <w:t>Gaël</w:t>
+            </w:r>
+          </w:p>
+        </w:tc>
+        <w:tc>
+          <w:tcPr>
+            <w:tcW w:w="3387" w:type="dxa"/>
+            <w:tcBorders>
+              <w:top w:val="single" w:sz="6" w:space="0" w:color="DDDDDD"/>
+              <w:bottom w:val="single" w:sz="6" w:space="0" w:color="DDDDDD"/>
+            </w:tcBorders>
+          </w:tcPr>
+          <w:p>
+            <w:pPr>
+              <w:pStyle w:val="TableParagraph"/>
+              <w:ind w:left="877"/>
+              <w:rPr>
+                <w:sz w:val="19"/>
+              </w:rPr>
+            </w:pPr>
+            <w:r>
+              <w:rPr>
+                <w:spacing w:val="-2"/>
+                <w:sz w:val="19"/>
+              </w:rPr>
+              <w:t>French</w:t>
+            </w:r>
+          </w:p>
+        </w:tc>
+        <w:tc>
+          <w:tcPr>
+            <w:tcW w:w="2235" w:type="dxa"/>
+            <w:tcBorders>
+              <w:top w:val="single" w:sz="6" w:space="0" w:color="DDDDDD"/>
+              <w:bottom w:val="single" w:sz="6" w:space="0" w:color="DDDDDD"/>
+            </w:tcBorders>
+          </w:tcPr>
+          <w:p>
+            <w:pPr>
+              <w:pStyle w:val="TableParagraph"/>
+              <w:ind w:right="119"/>
+              <w:jc w:val="right"/>
+              <w:rPr>
+                <w:sz w:val="19"/>
+              </w:rPr>
+            </w:pPr>
+            <w:r>
+              <w:rPr>
+                <w:spacing w:val="-4"/>
+                <w:sz w:val="19"/>
+              </w:rPr>
+              <w:t>0.18</w:t>
+            </w:r>
+          </w:p>
+        </w:tc>
+      </w:tr>
+      <w:tr>
+        <w:trPr>
+          <w:trHeight w:val="509" w:hRule="atLeast"/>
+        </w:trPr>
+        <w:tc>
+          <w:tcPr>
+            <w:tcW w:w="2225" w:type="dxa"/>
+            <w:tcBorders>
+              <w:top w:val="single" w:sz="6" w:space="0" w:color="DDDDDD"/>
+              <w:bottom w:val="single" w:sz="6" w:space="0" w:color="DDDDDD"/>
+            </w:tcBorders>
+          </w:tcPr>
+          <w:p>
+            <w:pPr>
+              <w:pStyle w:val="TableParagraph"/>
+              <w:ind w:left="119"/>
+              <w:rPr>
+                <w:sz w:val="19"/>
+              </w:rPr>
+            </w:pPr>
+            <w:r>
+              <w:rPr>
+                <w:sz w:val="19"/>
+              </w:rPr>
+              <w:t>Path</w:t>
+            </w:r>
+            <w:r>
+              <w:rPr>
+                <w:spacing w:val="1"/>
+                <w:sz w:val="19"/>
+              </w:rPr>
+              <w:t> </w:t>
+            </w:r>
+            <w:r>
+              <w:rPr>
+                <w:spacing w:val="-2"/>
+                <w:sz w:val="19"/>
+              </w:rPr>
+              <w:t>length</w:t>
+            </w:r>
+          </w:p>
+        </w:tc>
+        <w:tc>
+          <w:tcPr>
+            <w:tcW w:w="2729" w:type="dxa"/>
+            <w:tcBorders>
+              <w:top w:val="single" w:sz="6" w:space="0" w:color="DDDDDD"/>
+              <w:bottom w:val="single" w:sz="6" w:space="0" w:color="DDDDDD"/>
+            </w:tcBorders>
+          </w:tcPr>
+          <w:p>
+            <w:pPr>
+              <w:pStyle w:val="TableParagraph"/>
+              <w:ind w:left="1066"/>
+              <w:rPr>
+                <w:sz w:val="19"/>
+              </w:rPr>
+            </w:pPr>
+            <w:r>
+              <w:rPr>
+                <w:spacing w:val="-2"/>
+                <w:sz w:val="19"/>
+              </w:rPr>
+              <w:t>Lewis</w:t>
+            </w:r>
+          </w:p>
+        </w:tc>
+        <w:tc>
+          <w:tcPr>
+            <w:tcW w:w="3387" w:type="dxa"/>
+            <w:tcBorders>
+              <w:top w:val="single" w:sz="6" w:space="0" w:color="DDDDDD"/>
+              <w:bottom w:val="single" w:sz="6" w:space="0" w:color="DDDDDD"/>
+            </w:tcBorders>
+          </w:tcPr>
+          <w:p>
+            <w:pPr>
+              <w:pStyle w:val="TableParagraph"/>
+              <w:ind w:left="877"/>
+              <w:rPr>
+                <w:sz w:val="19"/>
+              </w:rPr>
+            </w:pPr>
+            <w:r>
+              <w:rPr>
+                <w:spacing w:val="-5"/>
+                <w:sz w:val="19"/>
+              </w:rPr>
+              <w:t>UK</w:t>
+            </w:r>
+          </w:p>
+        </w:tc>
+        <w:tc>
+          <w:tcPr>
+            <w:tcW w:w="2235" w:type="dxa"/>
+            <w:tcBorders>
+              <w:top w:val="single" w:sz="6" w:space="0" w:color="DDDDDD"/>
+              <w:bottom w:val="single" w:sz="6" w:space="0" w:color="DDDDDD"/>
+            </w:tcBorders>
+          </w:tcPr>
+          <w:p>
+            <w:pPr>
+              <w:pStyle w:val="TableParagraph"/>
+              <w:ind w:right="119"/>
+              <w:jc w:val="right"/>
+              <w:rPr>
+                <w:sz w:val="19"/>
+              </w:rPr>
+            </w:pPr>
+            <w:r>
+              <w:rPr>
+                <w:spacing w:val="-4"/>
+                <w:sz w:val="19"/>
+              </w:rPr>
+              <w:t>0.19</w:t>
             </w:r>
           </w:p>
         </w:tc>
@@ -1279,7 +1878,7 @@
                 <w:spacing w:val="-4"/>
                 <w:sz w:val="19"/>
               </w:rPr>
-              <w:t>Taro</w:t>
+              <w:t>Atte</w:t>
             </w:r>
           </w:p>
         </w:tc>
@@ -1304,7 +1903,7 @@
                 <w:spacing w:val="-2"/>
                 <w:sz w:val="19"/>
               </w:rPr>
-              <w:t>Japanese</w:t>
+              <w:t>Finnish</w:t>
             </w:r>
           </w:p>
         </w:tc>
@@ -1330,7 +1929,7 @@
                 <w:spacing w:val="-4"/>
                 <w:sz w:val="19"/>
               </w:rPr>
-              <w:t>0.22</w:t>
+              <w:t>0.19</w:t>
             </w:r>
           </w:p>
         </w:tc>

--- a/Table6a.docx
+++ b/Table6a.docx
@@ -25,10 +25,11 @@
         <w:tblLook w:val="01E0"/>
       </w:tblPr>
       <w:tblGrid>
-        <w:gridCol w:w="2225"/>
-        <w:gridCol w:w="2729"/>
-        <w:gridCol w:w="3387"/>
-        <w:gridCol w:w="2235"/>
+        <w:gridCol w:w="1973"/>
+        <w:gridCol w:w="2325"/>
+        <w:gridCol w:w="2816"/>
+        <w:gridCol w:w="1848"/>
+        <w:gridCol w:w="1612"/>
       </w:tblGrid>
       <w:tr>
         <w:trPr>
@@ -36,7 +37,7 @@
         </w:trPr>
         <w:tc>
           <w:tcPr>
-            <w:tcW w:w="2225" w:type="dxa"/>
+            <w:tcW w:w="1973" w:type="dxa"/>
             <w:tcBorders>
               <w:bottom w:val="single" w:sz="12" w:space="0" w:color="DDDDDD"/>
             </w:tcBorders>
@@ -63,7 +64,7 @@
         </w:tc>
         <w:tc>
           <w:tcPr>
-            <w:tcW w:w="2729" w:type="dxa"/>
+            <w:tcW w:w="2325" w:type="dxa"/>
             <w:tcBorders>
               <w:bottom w:val="single" w:sz="12" w:space="0" w:color="DDDDDD"/>
             </w:tcBorders>
@@ -72,7 +73,7 @@
             <w:pPr>
               <w:pStyle w:val="TableParagraph"/>
               <w:spacing w:line="267" w:lineRule="exact" w:before="0"/>
-              <w:ind w:left="1066"/>
+              <w:ind w:left="814"/>
               <w:rPr>
                 <w:rFonts w:ascii="Arial Black"/>
                 <w:sz w:val="19"/>
@@ -90,7 +91,7 @@
         </w:tc>
         <w:tc>
           <w:tcPr>
-            <w:tcW w:w="3387" w:type="dxa"/>
+            <w:tcW w:w="2816" w:type="dxa"/>
             <w:tcBorders>
               <w:bottom w:val="single" w:sz="12" w:space="0" w:color="DDDDDD"/>
             </w:tcBorders>
@@ -99,7 +100,7 @@
             <w:pPr>
               <w:pStyle w:val="TableParagraph"/>
               <w:spacing w:line="267" w:lineRule="exact" w:before="0"/>
-              <w:ind w:left="877"/>
+              <w:ind w:left="693"/>
               <w:rPr>
                 <w:rFonts w:ascii="Arial Black"/>
                 <w:sz w:val="19"/>
@@ -117,7 +118,7 @@
         </w:tc>
         <w:tc>
           <w:tcPr>
-            <w:tcW w:w="2235" w:type="dxa"/>
+            <w:tcW w:w="1848" w:type="dxa"/>
             <w:tcBorders>
               <w:bottom w:val="single" w:sz="12" w:space="0" w:color="DDDDDD"/>
             </w:tcBorders>
@@ -126,7 +127,7 @@
             <w:pPr>
               <w:pStyle w:val="TableParagraph"/>
               <w:spacing w:line="267" w:lineRule="exact" w:before="0"/>
-              <w:ind w:right="119"/>
+              <w:ind w:right="117"/>
               <w:jc w:val="right"/>
               <w:rPr>
                 <w:rFonts w:ascii="Arial Black"/>
@@ -140,6 +141,33 @@
                 <w:sz w:val="19"/>
               </w:rPr>
               <w:t>Value</w:t>
+            </w:r>
+          </w:p>
+        </w:tc>
+        <w:tc>
+          <w:tcPr>
+            <w:tcW w:w="1612" w:type="dxa"/>
+            <w:tcBorders>
+              <w:bottom w:val="single" w:sz="12" w:space="0" w:color="DDDDDD"/>
+            </w:tcBorders>
+          </w:tcPr>
+          <w:p>
+            <w:pPr>
+              <w:pStyle w:val="TableParagraph"/>
+              <w:spacing w:line="267" w:lineRule="exact" w:before="0"/>
+              <w:ind w:left="120"/>
+              <w:rPr>
+                <w:rFonts w:ascii="Arial Black"/>
+                <w:sz w:val="19"/>
+              </w:rPr>
+            </w:pPr>
+            <w:r>
+              <w:rPr>
+                <w:rFonts w:ascii="Arial Black"/>
+                <w:spacing w:val="-4"/>
+                <w:sz w:val="19"/>
+              </w:rPr>
+              <w:t>order</w:t>
             </w:r>
           </w:p>
         </w:tc>
@@ -150,7 +178,7 @@
         </w:trPr>
         <w:tc>
           <w:tcPr>
-            <w:tcW w:w="2225" w:type="dxa"/>
+            <w:tcW w:w="1973" w:type="dxa"/>
             <w:tcBorders>
               <w:top w:val="single" w:sz="12" w:space="0" w:color="DDDDDD"/>
               <w:bottom w:val="single" w:sz="6" w:space="0" w:color="DDDDDD"/>
@@ -166,100 +194,130 @@
             </w:pPr>
             <w:r>
               <w:rPr>
+                <w:w w:val="105"/>
+                <w:sz w:val="19"/>
+              </w:rPr>
+              <w:t>Clust.</w:t>
+            </w:r>
+            <w:r>
+              <w:rPr>
+                <w:spacing w:val="-11"/>
+                <w:w w:val="105"/>
+                <w:sz w:val="19"/>
+              </w:rPr>
+              <w:t> </w:t>
+            </w:r>
+            <w:r>
+              <w:rPr>
+                <w:spacing w:val="-2"/>
+                <w:w w:val="105"/>
+                <w:sz w:val="19"/>
+              </w:rPr>
+              <w:t>coef.</w:t>
+            </w:r>
+          </w:p>
+        </w:tc>
+        <w:tc>
+          <w:tcPr>
+            <w:tcW w:w="2325" w:type="dxa"/>
+            <w:tcBorders>
+              <w:top w:val="single" w:sz="12" w:space="0" w:color="DDDDDD"/>
+              <w:bottom w:val="single" w:sz="6" w:space="0" w:color="DDDDDD"/>
+            </w:tcBorders>
+          </w:tcPr>
+          <w:p>
+            <w:pPr>
+              <w:pStyle w:val="TableParagraph"/>
+              <w:ind w:left="814"/>
+              <w:rPr>
+                <w:sz w:val="19"/>
+              </w:rPr>
+            </w:pPr>
+            <w:r>
+              <w:rPr>
+                <w:spacing w:val="-2"/>
+                <w:sz w:val="19"/>
+              </w:rPr>
+              <w:t>Carys</w:t>
+            </w:r>
+          </w:p>
+        </w:tc>
+        <w:tc>
+          <w:tcPr>
+            <w:tcW w:w="2816" w:type="dxa"/>
+            <w:tcBorders>
+              <w:top w:val="single" w:sz="12" w:space="0" w:color="DDDDDD"/>
+              <w:bottom w:val="single" w:sz="6" w:space="0" w:color="DDDDDD"/>
+            </w:tcBorders>
+          </w:tcPr>
+          <w:p>
+            <w:pPr>
+              <w:pStyle w:val="TableParagraph"/>
+              <w:ind w:left="693"/>
+              <w:rPr>
+                <w:sz w:val="19"/>
+              </w:rPr>
+            </w:pPr>
+            <w:r>
+              <w:rPr>
+                <w:spacing w:val="-2"/>
+                <w:w w:val="105"/>
+                <w:sz w:val="19"/>
+              </w:rPr>
+              <w:t>Welsh</w:t>
+            </w:r>
+          </w:p>
+        </w:tc>
+        <w:tc>
+          <w:tcPr>
+            <w:tcW w:w="1848" w:type="dxa"/>
+            <w:tcBorders>
+              <w:top w:val="single" w:sz="12" w:space="0" w:color="DDDDDD"/>
+              <w:bottom w:val="single" w:sz="6" w:space="0" w:color="DDDDDD"/>
+            </w:tcBorders>
+          </w:tcPr>
+          <w:p>
+            <w:pPr>
+              <w:pStyle w:val="TableParagraph"/>
+              <w:ind w:right="117"/>
+              <w:jc w:val="right"/>
+              <w:rPr>
+                <w:sz w:val="19"/>
+              </w:rPr>
+            </w:pPr>
+            <w:r>
+              <w:rPr>
+                <w:spacing w:val="-4"/>
+                <w:w w:val="105"/>
+                <w:sz w:val="19"/>
+              </w:rPr>
+              <w:t>0.87</w:t>
+            </w:r>
+          </w:p>
+        </w:tc>
+        <w:tc>
+          <w:tcPr>
+            <w:tcW w:w="1612" w:type="dxa"/>
+            <w:tcBorders>
+              <w:top w:val="single" w:sz="12" w:space="0" w:color="DDDDDD"/>
+              <w:bottom w:val="single" w:sz="6" w:space="0" w:color="DDDDDD"/>
+            </w:tcBorders>
+          </w:tcPr>
+          <w:p>
+            <w:pPr>
+              <w:pStyle w:val="TableParagraph"/>
+              <w:ind w:left="120"/>
+              <w:rPr>
+                <w:sz w:val="19"/>
+              </w:rPr>
+            </w:pPr>
+            <w:r>
+              <w:rPr>
                 <w:spacing w:val="-5"/>
-                <w:sz w:val="19"/>
-              </w:rPr>
-              <w:t>Clust.</w:t>
-            </w:r>
-            <w:r>
-              <w:rPr>
-                <w:spacing w:val="-7"/>
-                <w:sz w:val="19"/>
-              </w:rPr>
-              <w:t> </w:t>
-            </w:r>
-            <w:r>
-              <w:rPr>
-                <w:spacing w:val="-2"/>
-                <w:sz w:val="19"/>
-              </w:rPr>
-              <w:t>coef.</w:t>
-            </w:r>
-          </w:p>
-        </w:tc>
-        <w:tc>
-          <w:tcPr>
-            <w:tcW w:w="2729" w:type="dxa"/>
-            <w:tcBorders>
-              <w:top w:val="single" w:sz="12" w:space="0" w:color="DDDDDD"/>
-              <w:bottom w:val="single" w:sz="6" w:space="0" w:color="DDDDDD"/>
-            </w:tcBorders>
-          </w:tcPr>
-          <w:p>
-            <w:pPr>
-              <w:pStyle w:val="TableParagraph"/>
-              <w:ind w:left="1066"/>
-              <w:rPr>
-                <w:sz w:val="19"/>
-              </w:rPr>
-            </w:pPr>
-            <w:r>
-              <w:rPr>
-                <w:spacing w:val="-2"/>
-                <w:sz w:val="19"/>
-              </w:rPr>
-              <w:t>Carys</w:t>
-            </w:r>
-          </w:p>
-        </w:tc>
-        <w:tc>
-          <w:tcPr>
-            <w:tcW w:w="3387" w:type="dxa"/>
-            <w:tcBorders>
-              <w:top w:val="single" w:sz="12" w:space="0" w:color="DDDDDD"/>
-              <w:bottom w:val="single" w:sz="6" w:space="0" w:color="DDDDDD"/>
-            </w:tcBorders>
-          </w:tcPr>
-          <w:p>
-            <w:pPr>
-              <w:pStyle w:val="TableParagraph"/>
-              <w:ind w:left="877"/>
-              <w:rPr>
-                <w:sz w:val="19"/>
-              </w:rPr>
-            </w:pPr>
-            <w:r>
-              <w:rPr>
-                <w:spacing w:val="-2"/>
-                <w:sz w:val="19"/>
-              </w:rPr>
-              <w:t>Welsh</w:t>
-            </w:r>
-          </w:p>
-        </w:tc>
-        <w:tc>
-          <w:tcPr>
-            <w:tcW w:w="2235" w:type="dxa"/>
-            <w:tcBorders>
-              <w:top w:val="single" w:sz="12" w:space="0" w:color="DDDDDD"/>
-              <w:bottom w:val="single" w:sz="6" w:space="0" w:color="DDDDDD"/>
-            </w:tcBorders>
-          </w:tcPr>
-          <w:p>
-            <w:pPr>
-              <w:pStyle w:val="TableParagraph"/>
-              <w:ind w:right="119"/>
-              <w:jc w:val="right"/>
-              <w:rPr>
-                <w:sz w:val="19"/>
-              </w:rPr>
-            </w:pPr>
-            <w:r>
-              <w:rPr>
-                <w:spacing w:val="-4"/>
-                <w:sz w:val="19"/>
-              </w:rPr>
-              <w:t>0.83</w:t>
+                <w:w w:val="115"/>
+                <w:sz w:val="19"/>
+              </w:rPr>
+              <w:t>top</w:t>
             </w:r>
           </w:p>
         </w:tc>
@@ -270,7 +328,7 @@
         </w:trPr>
         <w:tc>
           <w:tcPr>
-            <w:tcW w:w="2225" w:type="dxa"/>
+            <w:tcW w:w="1973" w:type="dxa"/>
             <w:tcBorders>
               <w:top w:val="single" w:sz="6" w:space="0" w:color="DDDDDD"/>
               <w:bottom w:val="single" w:sz="6" w:space="0" w:color="DDDDDD"/>
@@ -286,100 +344,131 @@
             </w:pPr>
             <w:r>
               <w:rPr>
+                <w:w w:val="105"/>
+                <w:sz w:val="19"/>
+              </w:rPr>
+              <w:t>Clust.</w:t>
+            </w:r>
+            <w:r>
+              <w:rPr>
+                <w:spacing w:val="-11"/>
+                <w:w w:val="105"/>
+                <w:sz w:val="19"/>
+              </w:rPr>
+              <w:t> </w:t>
+            </w:r>
+            <w:r>
+              <w:rPr>
+                <w:spacing w:val="-2"/>
+                <w:w w:val="105"/>
+                <w:sz w:val="19"/>
+              </w:rPr>
+              <w:t>coef.</w:t>
+            </w:r>
+          </w:p>
+        </w:tc>
+        <w:tc>
+          <w:tcPr>
+            <w:tcW w:w="2325" w:type="dxa"/>
+            <w:tcBorders>
+              <w:top w:val="single" w:sz="6" w:space="0" w:color="DDDDDD"/>
+              <w:bottom w:val="single" w:sz="6" w:space="0" w:color="DDDDDD"/>
+            </w:tcBorders>
+          </w:tcPr>
+          <w:p>
+            <w:pPr>
+              <w:pStyle w:val="TableParagraph"/>
+              <w:ind w:left="814"/>
+              <w:rPr>
+                <w:sz w:val="19"/>
+              </w:rPr>
+            </w:pPr>
+            <w:r>
+              <w:rPr>
+                <w:spacing w:val="-2"/>
+                <w:w w:val="105"/>
+                <w:sz w:val="19"/>
+              </w:rPr>
+              <w:t>Vincent</w:t>
+            </w:r>
+          </w:p>
+        </w:tc>
+        <w:tc>
+          <w:tcPr>
+            <w:tcW w:w="2816" w:type="dxa"/>
+            <w:tcBorders>
+              <w:top w:val="single" w:sz="6" w:space="0" w:color="DDDDDD"/>
+              <w:bottom w:val="single" w:sz="6" w:space="0" w:color="DDDDDD"/>
+            </w:tcBorders>
+          </w:tcPr>
+          <w:p>
+            <w:pPr>
+              <w:pStyle w:val="TableParagraph"/>
+              <w:ind w:left="693"/>
+              <w:rPr>
+                <w:sz w:val="19"/>
+              </w:rPr>
+            </w:pPr>
+            <w:r>
+              <w:rPr>
+                <w:spacing w:val="-2"/>
+                <w:w w:val="105"/>
+                <w:sz w:val="19"/>
+              </w:rPr>
+              <w:t>French</w:t>
+            </w:r>
+          </w:p>
+        </w:tc>
+        <w:tc>
+          <w:tcPr>
+            <w:tcW w:w="1848" w:type="dxa"/>
+            <w:tcBorders>
+              <w:top w:val="single" w:sz="6" w:space="0" w:color="DDDDDD"/>
+              <w:bottom w:val="single" w:sz="6" w:space="0" w:color="DDDDDD"/>
+            </w:tcBorders>
+          </w:tcPr>
+          <w:p>
+            <w:pPr>
+              <w:pStyle w:val="TableParagraph"/>
+              <w:ind w:right="117"/>
+              <w:jc w:val="right"/>
+              <w:rPr>
+                <w:sz w:val="19"/>
+              </w:rPr>
+            </w:pPr>
+            <w:r>
+              <w:rPr>
+                <w:spacing w:val="-4"/>
+                <w:w w:val="105"/>
+                <w:sz w:val="19"/>
+              </w:rPr>
+              <w:t>0.80</w:t>
+            </w:r>
+          </w:p>
+        </w:tc>
+        <w:tc>
+          <w:tcPr>
+            <w:tcW w:w="1612" w:type="dxa"/>
+            <w:tcBorders>
+              <w:top w:val="single" w:sz="6" w:space="0" w:color="DDDDDD"/>
+              <w:bottom w:val="single" w:sz="6" w:space="0" w:color="DDDDDD"/>
+            </w:tcBorders>
+          </w:tcPr>
+          <w:p>
+            <w:pPr>
+              <w:pStyle w:val="TableParagraph"/>
+              <w:ind w:left="120"/>
+              <w:rPr>
+                <w:sz w:val="19"/>
+              </w:rPr>
+            </w:pPr>
+            <w:r>
+              <w:rPr>
                 <w:spacing w:val="-5"/>
-                <w:sz w:val="19"/>
-              </w:rPr>
-              <w:t>Clust.</w:t>
-            </w:r>
-            <w:r>
-              <w:rPr>
-                <w:spacing w:val="-7"/>
-                <w:sz w:val="19"/>
-              </w:rPr>
-              <w:t> </w:t>
-            </w:r>
-            <w:r>
-              <w:rPr>
-                <w:spacing w:val="-2"/>
-                <w:sz w:val="19"/>
-              </w:rPr>
-              <w:t>coef.</w:t>
-            </w:r>
-          </w:p>
-        </w:tc>
-        <w:tc>
-          <w:tcPr>
-            <w:tcW w:w="2729" w:type="dxa"/>
-            <w:tcBorders>
-              <w:top w:val="single" w:sz="6" w:space="0" w:color="DDDDDD"/>
-              <w:bottom w:val="single" w:sz="6" w:space="0" w:color="DDDDDD"/>
-            </w:tcBorders>
-          </w:tcPr>
-          <w:p>
-            <w:pPr>
-              <w:pStyle w:val="TableParagraph"/>
-              <w:ind w:left="1066"/>
-              <w:rPr>
-                <w:sz w:val="19"/>
-              </w:rPr>
-            </w:pPr>
-            <w:r>
-              <w:rPr>
-                <w:spacing w:val="-4"/>
-                <w:sz w:val="19"/>
-              </w:rPr>
-              <w:t>Elen</w:t>
-            </w:r>
-          </w:p>
-        </w:tc>
-        <w:tc>
-          <w:tcPr>
-            <w:tcW w:w="3387" w:type="dxa"/>
-            <w:tcBorders>
-              <w:top w:val="single" w:sz="6" w:space="0" w:color="DDDDDD"/>
-              <w:bottom w:val="single" w:sz="6" w:space="0" w:color="DDDDDD"/>
-            </w:tcBorders>
-          </w:tcPr>
-          <w:p>
-            <w:pPr>
-              <w:pStyle w:val="TableParagraph"/>
-              <w:ind w:left="877"/>
-              <w:rPr>
-                <w:sz w:val="19"/>
-              </w:rPr>
-            </w:pPr>
-            <w:r>
-              <w:rPr>
-                <w:spacing w:val="-2"/>
-                <w:sz w:val="19"/>
-              </w:rPr>
-              <w:t>Welsh</w:t>
-            </w:r>
-          </w:p>
-        </w:tc>
-        <w:tc>
-          <w:tcPr>
-            <w:tcW w:w="2235" w:type="dxa"/>
-            <w:tcBorders>
-              <w:top w:val="single" w:sz="6" w:space="0" w:color="DDDDDD"/>
-              <w:bottom w:val="single" w:sz="6" w:space="0" w:color="DDDDDD"/>
-            </w:tcBorders>
-          </w:tcPr>
-          <w:p>
-            <w:pPr>
-              <w:pStyle w:val="TableParagraph"/>
-              <w:ind w:right="119"/>
-              <w:jc w:val="right"/>
-              <w:rPr>
-                <w:sz w:val="19"/>
-              </w:rPr>
-            </w:pPr>
-            <w:r>
-              <w:rPr>
-                <w:spacing w:val="-4"/>
-                <w:sz w:val="19"/>
-              </w:rPr>
-              <w:t>0.73</w:t>
+                <w:w w:val="115"/>
+                <w:sz w:val="19"/>
+              </w:rPr>
+              <w:t>top</w:t>
             </w:r>
           </w:p>
         </w:tc>
@@ -390,7 +479,7 @@
         </w:trPr>
         <w:tc>
           <w:tcPr>
-            <w:tcW w:w="2225" w:type="dxa"/>
+            <w:tcW w:w="1973" w:type="dxa"/>
             <w:tcBorders>
               <w:top w:val="single" w:sz="6" w:space="0" w:color="DDDDDD"/>
               <w:bottom w:val="single" w:sz="6" w:space="0" w:color="DDDDDD"/>
@@ -406,100 +495,131 @@
             </w:pPr>
             <w:r>
               <w:rPr>
+                <w:w w:val="105"/>
+                <w:sz w:val="19"/>
+              </w:rPr>
+              <w:t>Clust.</w:t>
+            </w:r>
+            <w:r>
+              <w:rPr>
+                <w:spacing w:val="-11"/>
+                <w:w w:val="105"/>
+                <w:sz w:val="19"/>
+              </w:rPr>
+              <w:t> </w:t>
+            </w:r>
+            <w:r>
+              <w:rPr>
+                <w:spacing w:val="-2"/>
+                <w:w w:val="105"/>
+                <w:sz w:val="19"/>
+              </w:rPr>
+              <w:t>coef.</w:t>
+            </w:r>
+          </w:p>
+        </w:tc>
+        <w:tc>
+          <w:tcPr>
+            <w:tcW w:w="2325" w:type="dxa"/>
+            <w:tcBorders>
+              <w:top w:val="single" w:sz="6" w:space="0" w:color="DDDDDD"/>
+              <w:bottom w:val="single" w:sz="6" w:space="0" w:color="DDDDDD"/>
+            </w:tcBorders>
+          </w:tcPr>
+          <w:p>
+            <w:pPr>
+              <w:pStyle w:val="TableParagraph"/>
+              <w:ind w:left="814"/>
+              <w:rPr>
+                <w:sz w:val="19"/>
+              </w:rPr>
+            </w:pPr>
+            <w:r>
+              <w:rPr>
+                <w:spacing w:val="-2"/>
+                <w:w w:val="105"/>
+                <w:sz w:val="19"/>
+              </w:rPr>
+              <w:t>Romuald</w:t>
+            </w:r>
+          </w:p>
+        </w:tc>
+        <w:tc>
+          <w:tcPr>
+            <w:tcW w:w="2816" w:type="dxa"/>
+            <w:tcBorders>
+              <w:top w:val="single" w:sz="6" w:space="0" w:color="DDDDDD"/>
+              <w:bottom w:val="single" w:sz="6" w:space="0" w:color="DDDDDD"/>
+            </w:tcBorders>
+          </w:tcPr>
+          <w:p>
+            <w:pPr>
+              <w:pStyle w:val="TableParagraph"/>
+              <w:ind w:left="693"/>
+              <w:rPr>
+                <w:sz w:val="19"/>
+              </w:rPr>
+            </w:pPr>
+            <w:r>
+              <w:rPr>
+                <w:spacing w:val="-2"/>
+                <w:w w:val="105"/>
+                <w:sz w:val="19"/>
+              </w:rPr>
+              <w:t>French</w:t>
+            </w:r>
+          </w:p>
+        </w:tc>
+        <w:tc>
+          <w:tcPr>
+            <w:tcW w:w="1848" w:type="dxa"/>
+            <w:tcBorders>
+              <w:top w:val="single" w:sz="6" w:space="0" w:color="DDDDDD"/>
+              <w:bottom w:val="single" w:sz="6" w:space="0" w:color="DDDDDD"/>
+            </w:tcBorders>
+          </w:tcPr>
+          <w:p>
+            <w:pPr>
+              <w:pStyle w:val="TableParagraph"/>
+              <w:ind w:right="117"/>
+              <w:jc w:val="right"/>
+              <w:rPr>
+                <w:sz w:val="19"/>
+              </w:rPr>
+            </w:pPr>
+            <w:r>
+              <w:rPr>
+                <w:spacing w:val="-4"/>
+                <w:w w:val="105"/>
+                <w:sz w:val="19"/>
+              </w:rPr>
+              <w:t>0.78</w:t>
+            </w:r>
+          </w:p>
+        </w:tc>
+        <w:tc>
+          <w:tcPr>
+            <w:tcW w:w="1612" w:type="dxa"/>
+            <w:tcBorders>
+              <w:top w:val="single" w:sz="6" w:space="0" w:color="DDDDDD"/>
+              <w:bottom w:val="single" w:sz="6" w:space="0" w:color="DDDDDD"/>
+            </w:tcBorders>
+          </w:tcPr>
+          <w:p>
+            <w:pPr>
+              <w:pStyle w:val="TableParagraph"/>
+              <w:ind w:left="120"/>
+              <w:rPr>
+                <w:sz w:val="19"/>
+              </w:rPr>
+            </w:pPr>
+            <w:r>
+              <w:rPr>
                 <w:spacing w:val="-5"/>
-                <w:sz w:val="19"/>
-              </w:rPr>
-              <w:t>Clust.</w:t>
-            </w:r>
-            <w:r>
-              <w:rPr>
-                <w:spacing w:val="-7"/>
-                <w:sz w:val="19"/>
-              </w:rPr>
-              <w:t> </w:t>
-            </w:r>
-            <w:r>
-              <w:rPr>
-                <w:spacing w:val="-2"/>
-                <w:sz w:val="19"/>
-              </w:rPr>
-              <w:t>coef.</w:t>
-            </w:r>
-          </w:p>
-        </w:tc>
-        <w:tc>
-          <w:tcPr>
-            <w:tcW w:w="2729" w:type="dxa"/>
-            <w:tcBorders>
-              <w:top w:val="single" w:sz="6" w:space="0" w:color="DDDDDD"/>
-              <w:bottom w:val="single" w:sz="6" w:space="0" w:color="DDDDDD"/>
-            </w:tcBorders>
-          </w:tcPr>
-          <w:p>
-            <w:pPr>
-              <w:pStyle w:val="TableParagraph"/>
-              <w:ind w:left="1066"/>
-              <w:rPr>
-                <w:sz w:val="19"/>
-              </w:rPr>
-            </w:pPr>
-            <w:r>
-              <w:rPr>
-                <w:spacing w:val="-2"/>
-                <w:sz w:val="19"/>
-              </w:rPr>
-              <w:t>Vincent</w:t>
-            </w:r>
-          </w:p>
-        </w:tc>
-        <w:tc>
-          <w:tcPr>
-            <w:tcW w:w="3387" w:type="dxa"/>
-            <w:tcBorders>
-              <w:top w:val="single" w:sz="6" w:space="0" w:color="DDDDDD"/>
-              <w:bottom w:val="single" w:sz="6" w:space="0" w:color="DDDDDD"/>
-            </w:tcBorders>
-          </w:tcPr>
-          <w:p>
-            <w:pPr>
-              <w:pStyle w:val="TableParagraph"/>
-              <w:ind w:left="877"/>
-              <w:rPr>
-                <w:sz w:val="19"/>
-              </w:rPr>
-            </w:pPr>
-            <w:r>
-              <w:rPr>
-                <w:spacing w:val="-2"/>
-                <w:sz w:val="19"/>
-              </w:rPr>
-              <w:t>French</w:t>
-            </w:r>
-          </w:p>
-        </w:tc>
-        <w:tc>
-          <w:tcPr>
-            <w:tcW w:w="2235" w:type="dxa"/>
-            <w:tcBorders>
-              <w:top w:val="single" w:sz="6" w:space="0" w:color="DDDDDD"/>
-              <w:bottom w:val="single" w:sz="6" w:space="0" w:color="DDDDDD"/>
-            </w:tcBorders>
-          </w:tcPr>
-          <w:p>
-            <w:pPr>
-              <w:pStyle w:val="TableParagraph"/>
-              <w:ind w:right="119"/>
-              <w:jc w:val="right"/>
-              <w:rPr>
-                <w:sz w:val="19"/>
-              </w:rPr>
-            </w:pPr>
-            <w:r>
-              <w:rPr>
-                <w:spacing w:val="-4"/>
-                <w:sz w:val="19"/>
-              </w:rPr>
-              <w:t>0.73</w:t>
+                <w:w w:val="115"/>
+                <w:sz w:val="19"/>
+              </w:rPr>
+              <w:t>top</w:t>
             </w:r>
           </w:p>
         </w:tc>
@@ -510,7 +630,7 @@
         </w:trPr>
         <w:tc>
           <w:tcPr>
-            <w:tcW w:w="2225" w:type="dxa"/>
+            <w:tcW w:w="1973" w:type="dxa"/>
             <w:tcBorders>
               <w:top w:val="single" w:sz="6" w:space="0" w:color="DDDDDD"/>
               <w:bottom w:val="single" w:sz="6" w:space="0" w:color="DDDDDD"/>
@@ -526,100 +646,130 @@
             </w:pPr>
             <w:r>
               <w:rPr>
+                <w:w w:val="105"/>
+                <w:sz w:val="19"/>
+              </w:rPr>
+              <w:t>Clust.</w:t>
+            </w:r>
+            <w:r>
+              <w:rPr>
+                <w:spacing w:val="-11"/>
+                <w:w w:val="105"/>
+                <w:sz w:val="19"/>
+              </w:rPr>
+              <w:t> </w:t>
+            </w:r>
+            <w:r>
+              <w:rPr>
+                <w:spacing w:val="-2"/>
+                <w:w w:val="105"/>
+                <w:sz w:val="19"/>
+              </w:rPr>
+              <w:t>coef.</w:t>
+            </w:r>
+          </w:p>
+        </w:tc>
+        <w:tc>
+          <w:tcPr>
+            <w:tcW w:w="2325" w:type="dxa"/>
+            <w:tcBorders>
+              <w:top w:val="single" w:sz="6" w:space="0" w:color="DDDDDD"/>
+              <w:bottom w:val="single" w:sz="6" w:space="0" w:color="DDDDDD"/>
+            </w:tcBorders>
+          </w:tcPr>
+          <w:p>
+            <w:pPr>
+              <w:pStyle w:val="TableParagraph"/>
+              <w:ind w:left="814"/>
+              <w:rPr>
+                <w:sz w:val="19"/>
+              </w:rPr>
+            </w:pPr>
+            <w:r>
+              <w:rPr>
+                <w:spacing w:val="-4"/>
+                <w:sz w:val="19"/>
+              </w:rPr>
+              <w:t>Elen</w:t>
+            </w:r>
+          </w:p>
+        </w:tc>
+        <w:tc>
+          <w:tcPr>
+            <w:tcW w:w="2816" w:type="dxa"/>
+            <w:tcBorders>
+              <w:top w:val="single" w:sz="6" w:space="0" w:color="DDDDDD"/>
+              <w:bottom w:val="single" w:sz="6" w:space="0" w:color="DDDDDD"/>
+            </w:tcBorders>
+          </w:tcPr>
+          <w:p>
+            <w:pPr>
+              <w:pStyle w:val="TableParagraph"/>
+              <w:ind w:left="693"/>
+              <w:rPr>
+                <w:sz w:val="19"/>
+              </w:rPr>
+            </w:pPr>
+            <w:r>
+              <w:rPr>
+                <w:spacing w:val="-2"/>
+                <w:w w:val="105"/>
+                <w:sz w:val="19"/>
+              </w:rPr>
+              <w:t>Welsh</w:t>
+            </w:r>
+          </w:p>
+        </w:tc>
+        <w:tc>
+          <w:tcPr>
+            <w:tcW w:w="1848" w:type="dxa"/>
+            <w:tcBorders>
+              <w:top w:val="single" w:sz="6" w:space="0" w:color="DDDDDD"/>
+              <w:bottom w:val="single" w:sz="6" w:space="0" w:color="DDDDDD"/>
+            </w:tcBorders>
+          </w:tcPr>
+          <w:p>
+            <w:pPr>
+              <w:pStyle w:val="TableParagraph"/>
+              <w:ind w:right="117"/>
+              <w:jc w:val="right"/>
+              <w:rPr>
+                <w:sz w:val="19"/>
+              </w:rPr>
+            </w:pPr>
+            <w:r>
+              <w:rPr>
+                <w:spacing w:val="-4"/>
+                <w:w w:val="105"/>
+                <w:sz w:val="19"/>
+              </w:rPr>
+              <w:t>0.78</w:t>
+            </w:r>
+          </w:p>
+        </w:tc>
+        <w:tc>
+          <w:tcPr>
+            <w:tcW w:w="1612" w:type="dxa"/>
+            <w:tcBorders>
+              <w:top w:val="single" w:sz="6" w:space="0" w:color="DDDDDD"/>
+              <w:bottom w:val="single" w:sz="6" w:space="0" w:color="DDDDDD"/>
+            </w:tcBorders>
+          </w:tcPr>
+          <w:p>
+            <w:pPr>
+              <w:pStyle w:val="TableParagraph"/>
+              <w:ind w:left="120"/>
+              <w:rPr>
+                <w:sz w:val="19"/>
+              </w:rPr>
+            </w:pPr>
+            <w:r>
+              <w:rPr>
                 <w:spacing w:val="-5"/>
-                <w:sz w:val="19"/>
-              </w:rPr>
-              <w:t>Clust.</w:t>
-            </w:r>
-            <w:r>
-              <w:rPr>
-                <w:spacing w:val="-7"/>
-                <w:sz w:val="19"/>
-              </w:rPr>
-              <w:t> </w:t>
-            </w:r>
-            <w:r>
-              <w:rPr>
-                <w:spacing w:val="-2"/>
-                <w:sz w:val="19"/>
-              </w:rPr>
-              <w:t>coef.</w:t>
-            </w:r>
-          </w:p>
-        </w:tc>
-        <w:tc>
-          <w:tcPr>
-            <w:tcW w:w="2729" w:type="dxa"/>
-            <w:tcBorders>
-              <w:top w:val="single" w:sz="6" w:space="0" w:color="DDDDDD"/>
-              <w:bottom w:val="single" w:sz="6" w:space="0" w:color="DDDDDD"/>
-            </w:tcBorders>
-          </w:tcPr>
-          <w:p>
-            <w:pPr>
-              <w:pStyle w:val="TableParagraph"/>
-              <w:ind w:left="1066"/>
-              <w:rPr>
-                <w:sz w:val="19"/>
-              </w:rPr>
-            </w:pPr>
-            <w:r>
-              <w:rPr>
-                <w:spacing w:val="-2"/>
-                <w:sz w:val="19"/>
-              </w:rPr>
-              <w:t>Haruo</w:t>
-            </w:r>
-          </w:p>
-        </w:tc>
-        <w:tc>
-          <w:tcPr>
-            <w:tcW w:w="3387" w:type="dxa"/>
-            <w:tcBorders>
-              <w:top w:val="single" w:sz="6" w:space="0" w:color="DDDDDD"/>
-              <w:bottom w:val="single" w:sz="6" w:space="0" w:color="DDDDDD"/>
-            </w:tcBorders>
-          </w:tcPr>
-          <w:p>
-            <w:pPr>
-              <w:pStyle w:val="TableParagraph"/>
-              <w:ind w:left="877"/>
-              <w:rPr>
-                <w:sz w:val="19"/>
-              </w:rPr>
-            </w:pPr>
-            <w:r>
-              <w:rPr>
-                <w:spacing w:val="-2"/>
-                <w:sz w:val="19"/>
-              </w:rPr>
-              <w:t>Japanese</w:t>
-            </w:r>
-          </w:p>
-        </w:tc>
-        <w:tc>
-          <w:tcPr>
-            <w:tcW w:w="2235" w:type="dxa"/>
-            <w:tcBorders>
-              <w:top w:val="single" w:sz="6" w:space="0" w:color="DDDDDD"/>
-              <w:bottom w:val="single" w:sz="6" w:space="0" w:color="DDDDDD"/>
-            </w:tcBorders>
-          </w:tcPr>
-          <w:p>
-            <w:pPr>
-              <w:pStyle w:val="TableParagraph"/>
-              <w:ind w:right="119"/>
-              <w:jc w:val="right"/>
-              <w:rPr>
-                <w:sz w:val="19"/>
-              </w:rPr>
-            </w:pPr>
-            <w:r>
-              <w:rPr>
-                <w:spacing w:val="-4"/>
-                <w:sz w:val="19"/>
-              </w:rPr>
-              <w:t>0.72</w:t>
+                <w:w w:val="115"/>
+                <w:sz w:val="19"/>
+              </w:rPr>
+              <w:t>top</w:t>
             </w:r>
           </w:p>
         </w:tc>
@@ -630,7 +780,7 @@
         </w:trPr>
         <w:tc>
           <w:tcPr>
-            <w:tcW w:w="2225" w:type="dxa"/>
+            <w:tcW w:w="1973" w:type="dxa"/>
             <w:tcBorders>
               <w:top w:val="single" w:sz="6" w:space="0" w:color="DDDDDD"/>
               <w:bottom w:val="single" w:sz="6" w:space="0" w:color="DDDDDD"/>
@@ -646,100 +796,131 @@
             </w:pPr>
             <w:r>
               <w:rPr>
+                <w:w w:val="105"/>
+                <w:sz w:val="19"/>
+              </w:rPr>
+              <w:t>Clust.</w:t>
+            </w:r>
+            <w:r>
+              <w:rPr>
+                <w:spacing w:val="-11"/>
+                <w:w w:val="105"/>
+                <w:sz w:val="19"/>
+              </w:rPr>
+              <w:t> </w:t>
+            </w:r>
+            <w:r>
+              <w:rPr>
+                <w:spacing w:val="-2"/>
+                <w:w w:val="105"/>
+                <w:sz w:val="19"/>
+              </w:rPr>
+              <w:t>coef.</w:t>
+            </w:r>
+          </w:p>
+        </w:tc>
+        <w:tc>
+          <w:tcPr>
+            <w:tcW w:w="2325" w:type="dxa"/>
+            <w:tcBorders>
+              <w:top w:val="single" w:sz="6" w:space="0" w:color="DDDDDD"/>
+              <w:bottom w:val="single" w:sz="6" w:space="0" w:color="DDDDDD"/>
+            </w:tcBorders>
+          </w:tcPr>
+          <w:p>
+            <w:pPr>
+              <w:pStyle w:val="TableParagraph"/>
+              <w:ind w:left="814"/>
+              <w:rPr>
+                <w:sz w:val="19"/>
+              </w:rPr>
+            </w:pPr>
+            <w:r>
+              <w:rPr>
+                <w:spacing w:val="-2"/>
+                <w:w w:val="105"/>
+                <w:sz w:val="19"/>
+              </w:rPr>
+              <w:t>Basile</w:t>
+            </w:r>
+          </w:p>
+        </w:tc>
+        <w:tc>
+          <w:tcPr>
+            <w:tcW w:w="2816" w:type="dxa"/>
+            <w:tcBorders>
+              <w:top w:val="single" w:sz="6" w:space="0" w:color="DDDDDD"/>
+              <w:bottom w:val="single" w:sz="6" w:space="0" w:color="DDDDDD"/>
+            </w:tcBorders>
+          </w:tcPr>
+          <w:p>
+            <w:pPr>
+              <w:pStyle w:val="TableParagraph"/>
+              <w:ind w:left="693"/>
+              <w:rPr>
+                <w:sz w:val="19"/>
+              </w:rPr>
+            </w:pPr>
+            <w:r>
+              <w:rPr>
+                <w:spacing w:val="-2"/>
+                <w:w w:val="105"/>
+                <w:sz w:val="19"/>
+              </w:rPr>
+              <w:t>French</w:t>
+            </w:r>
+          </w:p>
+        </w:tc>
+        <w:tc>
+          <w:tcPr>
+            <w:tcW w:w="1848" w:type="dxa"/>
+            <w:tcBorders>
+              <w:top w:val="single" w:sz="6" w:space="0" w:color="DDDDDD"/>
+              <w:bottom w:val="single" w:sz="6" w:space="0" w:color="DDDDDD"/>
+            </w:tcBorders>
+          </w:tcPr>
+          <w:p>
+            <w:pPr>
+              <w:pStyle w:val="TableParagraph"/>
+              <w:ind w:right="117"/>
+              <w:jc w:val="right"/>
+              <w:rPr>
+                <w:sz w:val="19"/>
+              </w:rPr>
+            </w:pPr>
+            <w:r>
+              <w:rPr>
+                <w:spacing w:val="-4"/>
+                <w:w w:val="105"/>
+                <w:sz w:val="19"/>
+              </w:rPr>
+              <w:t>0.77</w:t>
+            </w:r>
+          </w:p>
+        </w:tc>
+        <w:tc>
+          <w:tcPr>
+            <w:tcW w:w="1612" w:type="dxa"/>
+            <w:tcBorders>
+              <w:top w:val="single" w:sz="6" w:space="0" w:color="DDDDDD"/>
+              <w:bottom w:val="single" w:sz="6" w:space="0" w:color="DDDDDD"/>
+            </w:tcBorders>
+          </w:tcPr>
+          <w:p>
+            <w:pPr>
+              <w:pStyle w:val="TableParagraph"/>
+              <w:ind w:left="120"/>
+              <w:rPr>
+                <w:sz w:val="19"/>
+              </w:rPr>
+            </w:pPr>
+            <w:r>
+              <w:rPr>
                 <w:spacing w:val="-5"/>
-                <w:sz w:val="19"/>
-              </w:rPr>
-              <w:t>Clust.</w:t>
-            </w:r>
-            <w:r>
-              <w:rPr>
-                <w:spacing w:val="-7"/>
-                <w:sz w:val="19"/>
-              </w:rPr>
-              <w:t> </w:t>
-            </w:r>
-            <w:r>
-              <w:rPr>
-                <w:spacing w:val="-2"/>
-                <w:sz w:val="19"/>
-              </w:rPr>
-              <w:t>coef.</w:t>
-            </w:r>
-          </w:p>
-        </w:tc>
-        <w:tc>
-          <w:tcPr>
-            <w:tcW w:w="2729" w:type="dxa"/>
-            <w:tcBorders>
-              <w:top w:val="single" w:sz="6" w:space="0" w:color="DDDDDD"/>
-              <w:bottom w:val="single" w:sz="6" w:space="0" w:color="DDDDDD"/>
-            </w:tcBorders>
-          </w:tcPr>
-          <w:p>
-            <w:pPr>
-              <w:pStyle w:val="TableParagraph"/>
-              <w:ind w:left="1066"/>
-              <w:rPr>
-                <w:sz w:val="19"/>
-              </w:rPr>
-            </w:pPr>
-            <w:r>
-              <w:rPr>
-                <w:spacing w:val="-2"/>
-                <w:sz w:val="19"/>
-              </w:rPr>
-              <w:t>Takeru</w:t>
-            </w:r>
-          </w:p>
-        </w:tc>
-        <w:tc>
-          <w:tcPr>
-            <w:tcW w:w="3387" w:type="dxa"/>
-            <w:tcBorders>
-              <w:top w:val="single" w:sz="6" w:space="0" w:color="DDDDDD"/>
-              <w:bottom w:val="single" w:sz="6" w:space="0" w:color="DDDDDD"/>
-            </w:tcBorders>
-          </w:tcPr>
-          <w:p>
-            <w:pPr>
-              <w:pStyle w:val="TableParagraph"/>
-              <w:ind w:left="877"/>
-              <w:rPr>
-                <w:sz w:val="19"/>
-              </w:rPr>
-            </w:pPr>
-            <w:r>
-              <w:rPr>
-                <w:spacing w:val="-2"/>
-                <w:sz w:val="19"/>
-              </w:rPr>
-              <w:t>Japanese</w:t>
-            </w:r>
-          </w:p>
-        </w:tc>
-        <w:tc>
-          <w:tcPr>
-            <w:tcW w:w="2235" w:type="dxa"/>
-            <w:tcBorders>
-              <w:top w:val="single" w:sz="6" w:space="0" w:color="DDDDDD"/>
-              <w:bottom w:val="single" w:sz="6" w:space="0" w:color="DDDDDD"/>
-            </w:tcBorders>
-          </w:tcPr>
-          <w:p>
-            <w:pPr>
-              <w:pStyle w:val="TableParagraph"/>
-              <w:ind w:right="119"/>
-              <w:jc w:val="right"/>
-              <w:rPr>
-                <w:sz w:val="19"/>
-              </w:rPr>
-            </w:pPr>
-            <w:r>
-              <w:rPr>
-                <w:spacing w:val="-4"/>
-                <w:sz w:val="19"/>
-              </w:rPr>
-              <w:t>0.71</w:t>
+                <w:w w:val="115"/>
+                <w:sz w:val="19"/>
+              </w:rPr>
+              <w:t>top</w:t>
             </w:r>
           </w:p>
         </w:tc>
@@ -750,7 +931,7 @@
         </w:trPr>
         <w:tc>
           <w:tcPr>
-            <w:tcW w:w="2225" w:type="dxa"/>
+            <w:tcW w:w="1973" w:type="dxa"/>
             <w:tcBorders>
               <w:top w:val="single" w:sz="6" w:space="0" w:color="DDDDDD"/>
               <w:bottom w:val="single" w:sz="6" w:space="0" w:color="DDDDDD"/>
@@ -772,7 +953,7 @@
             </w:r>
             <w:r>
               <w:rPr>
-                <w:spacing w:val="9"/>
+                <w:spacing w:val="35"/>
                 <w:sz w:val="19"/>
               </w:rPr>
               <w:t> </w:t>
@@ -788,66 +969,68 @@
         </w:tc>
         <w:tc>
           <w:tcPr>
-            <w:tcW w:w="2729" w:type="dxa"/>
-            <w:tcBorders>
-              <w:top w:val="single" w:sz="6" w:space="0" w:color="DDDDDD"/>
-              <w:bottom w:val="single" w:sz="6" w:space="0" w:color="DDDDDD"/>
-            </w:tcBorders>
-          </w:tcPr>
-          <w:p>
-            <w:pPr>
-              <w:pStyle w:val="TableParagraph"/>
-              <w:ind w:left="1066"/>
-              <w:rPr>
-                <w:sz w:val="19"/>
-              </w:rPr>
-            </w:pPr>
-            <w:r>
-              <w:rPr>
-                <w:spacing w:val="-2"/>
-                <w:sz w:val="19"/>
-              </w:rPr>
-              <w:t>Carys</w:t>
-            </w:r>
-          </w:p>
-        </w:tc>
-        <w:tc>
-          <w:tcPr>
-            <w:tcW w:w="3387" w:type="dxa"/>
-            <w:tcBorders>
-              <w:top w:val="single" w:sz="6" w:space="0" w:color="DDDDDD"/>
-              <w:bottom w:val="single" w:sz="6" w:space="0" w:color="DDDDDD"/>
-            </w:tcBorders>
-          </w:tcPr>
-          <w:p>
-            <w:pPr>
-              <w:pStyle w:val="TableParagraph"/>
-              <w:ind w:left="877"/>
-              <w:rPr>
-                <w:sz w:val="19"/>
-              </w:rPr>
-            </w:pPr>
-            <w:r>
-              <w:rPr>
-                <w:spacing w:val="-2"/>
-                <w:sz w:val="19"/>
-              </w:rPr>
-              <w:t>Welsh</w:t>
-            </w:r>
-          </w:p>
-        </w:tc>
-        <w:tc>
-          <w:tcPr>
-            <w:tcW w:w="2235" w:type="dxa"/>
-            <w:tcBorders>
-              <w:top w:val="single" w:sz="6" w:space="0" w:color="DDDDDD"/>
-              <w:bottom w:val="single" w:sz="6" w:space="0" w:color="DDDDDD"/>
-            </w:tcBorders>
-          </w:tcPr>
-          <w:p>
-            <w:pPr>
-              <w:pStyle w:val="TableParagraph"/>
-              <w:ind w:right="119"/>
+            <w:tcW w:w="2325" w:type="dxa"/>
+            <w:tcBorders>
+              <w:top w:val="single" w:sz="6" w:space="0" w:color="DDDDDD"/>
+              <w:bottom w:val="single" w:sz="6" w:space="0" w:color="DDDDDD"/>
+            </w:tcBorders>
+          </w:tcPr>
+          <w:p>
+            <w:pPr>
+              <w:pStyle w:val="TableParagraph"/>
+              <w:ind w:left="814"/>
+              <w:rPr>
+                <w:sz w:val="19"/>
+              </w:rPr>
+            </w:pPr>
+            <w:r>
+              <w:rPr>
+                <w:spacing w:val="-2"/>
+                <w:w w:val="105"/>
+                <w:sz w:val="19"/>
+              </w:rPr>
+              <w:t>Basile</w:t>
+            </w:r>
+          </w:p>
+        </w:tc>
+        <w:tc>
+          <w:tcPr>
+            <w:tcW w:w="2816" w:type="dxa"/>
+            <w:tcBorders>
+              <w:top w:val="single" w:sz="6" w:space="0" w:color="DDDDDD"/>
+              <w:bottom w:val="single" w:sz="6" w:space="0" w:color="DDDDDD"/>
+            </w:tcBorders>
+          </w:tcPr>
+          <w:p>
+            <w:pPr>
+              <w:pStyle w:val="TableParagraph"/>
+              <w:ind w:left="693"/>
+              <w:rPr>
+                <w:sz w:val="19"/>
+              </w:rPr>
+            </w:pPr>
+            <w:r>
+              <w:rPr>
+                <w:spacing w:val="-2"/>
+                <w:w w:val="105"/>
+                <w:sz w:val="19"/>
+              </w:rPr>
+              <w:t>French</w:t>
+            </w:r>
+          </w:p>
+        </w:tc>
+        <w:tc>
+          <w:tcPr>
+            <w:tcW w:w="1848" w:type="dxa"/>
+            <w:tcBorders>
+              <w:top w:val="single" w:sz="6" w:space="0" w:color="DDDDDD"/>
+              <w:bottom w:val="single" w:sz="6" w:space="0" w:color="DDDDDD"/>
+            </w:tcBorders>
+          </w:tcPr>
+          <w:p>
+            <w:pPr>
+              <w:pStyle w:val="TableParagraph"/>
+              <w:ind w:right="117"/>
               <w:jc w:val="right"/>
               <w:rPr>
                 <w:sz w:val="19"/>
@@ -856,9 +1039,36 @@
             <w:r>
               <w:rPr>
                 <w:spacing w:val="-2"/>
-                <w:sz w:val="19"/>
-              </w:rPr>
-              <w:t>12.52</w:t>
+                <w:w w:val="105"/>
+                <w:sz w:val="19"/>
+              </w:rPr>
+              <w:t>13.43</w:t>
+            </w:r>
+          </w:p>
+        </w:tc>
+        <w:tc>
+          <w:tcPr>
+            <w:tcW w:w="1612" w:type="dxa"/>
+            <w:tcBorders>
+              <w:top w:val="single" w:sz="6" w:space="0" w:color="DDDDDD"/>
+              <w:bottom w:val="single" w:sz="6" w:space="0" w:color="DDDDDD"/>
+            </w:tcBorders>
+          </w:tcPr>
+          <w:p>
+            <w:pPr>
+              <w:pStyle w:val="TableParagraph"/>
+              <w:ind w:left="120"/>
+              <w:rPr>
+                <w:sz w:val="19"/>
+              </w:rPr>
+            </w:pPr>
+            <w:r>
+              <w:rPr>
+                <w:spacing w:val="-5"/>
+                <w:w w:val="115"/>
+                <w:sz w:val="19"/>
+              </w:rPr>
+              <w:t>top</w:t>
             </w:r>
           </w:p>
         </w:tc>
@@ -869,7 +1079,7 @@
         </w:trPr>
         <w:tc>
           <w:tcPr>
-            <w:tcW w:w="2225" w:type="dxa"/>
+            <w:tcW w:w="1973" w:type="dxa"/>
             <w:tcBorders>
               <w:top w:val="single" w:sz="6" w:space="0" w:color="DDDDDD"/>
               <w:bottom w:val="single" w:sz="6" w:space="0" w:color="DDDDDD"/>
@@ -891,7 +1101,7 @@
             </w:r>
             <w:r>
               <w:rPr>
-                <w:spacing w:val="9"/>
+                <w:spacing w:val="35"/>
                 <w:sz w:val="19"/>
               </w:rPr>
               <w:t> </w:t>
@@ -907,48 +1117,50 @@
         </w:tc>
         <w:tc>
           <w:tcPr>
-            <w:tcW w:w="2729" w:type="dxa"/>
-            <w:tcBorders>
-              <w:top w:val="single" w:sz="6" w:space="0" w:color="DDDDDD"/>
-              <w:bottom w:val="single" w:sz="6" w:space="0" w:color="DDDDDD"/>
-            </w:tcBorders>
-          </w:tcPr>
-          <w:p>
-            <w:pPr>
-              <w:pStyle w:val="TableParagraph"/>
-              <w:ind w:left="1066"/>
-              <w:rPr>
-                <w:sz w:val="19"/>
-              </w:rPr>
-            </w:pPr>
-            <w:r>
-              <w:rPr>
-                <w:spacing w:val="-2"/>
-                <w:sz w:val="19"/>
-              </w:rPr>
-              <w:t>Adeline</w:t>
-            </w:r>
-          </w:p>
-        </w:tc>
-        <w:tc>
-          <w:tcPr>
-            <w:tcW w:w="3387" w:type="dxa"/>
-            <w:tcBorders>
-              <w:top w:val="single" w:sz="6" w:space="0" w:color="DDDDDD"/>
-              <w:bottom w:val="single" w:sz="6" w:space="0" w:color="DDDDDD"/>
-            </w:tcBorders>
-          </w:tcPr>
-          <w:p>
-            <w:pPr>
-              <w:pStyle w:val="TableParagraph"/>
-              <w:ind w:left="877"/>
-              <w:rPr>
-                <w:sz w:val="19"/>
-              </w:rPr>
-            </w:pPr>
-            <w:r>
-              <w:rPr>
-                <w:spacing w:val="-2"/>
+            <w:tcW w:w="2325" w:type="dxa"/>
+            <w:tcBorders>
+              <w:top w:val="single" w:sz="6" w:space="0" w:color="DDDDDD"/>
+              <w:bottom w:val="single" w:sz="6" w:space="0" w:color="DDDDDD"/>
+            </w:tcBorders>
+          </w:tcPr>
+          <w:p>
+            <w:pPr>
+              <w:pStyle w:val="TableParagraph"/>
+              <w:ind w:left="814"/>
+              <w:rPr>
+                <w:sz w:val="19"/>
+              </w:rPr>
+            </w:pPr>
+            <w:r>
+              <w:rPr>
+                <w:spacing w:val="-2"/>
+                <w:w w:val="105"/>
+                <w:sz w:val="19"/>
+              </w:rPr>
+              <w:t>Vincent</w:t>
+            </w:r>
+          </w:p>
+        </w:tc>
+        <w:tc>
+          <w:tcPr>
+            <w:tcW w:w="2816" w:type="dxa"/>
+            <w:tcBorders>
+              <w:top w:val="single" w:sz="6" w:space="0" w:color="DDDDDD"/>
+              <w:bottom w:val="single" w:sz="6" w:space="0" w:color="DDDDDD"/>
+            </w:tcBorders>
+          </w:tcPr>
+          <w:p>
+            <w:pPr>
+              <w:pStyle w:val="TableParagraph"/>
+              <w:ind w:left="693"/>
+              <w:rPr>
+                <w:sz w:val="19"/>
+              </w:rPr>
+            </w:pPr>
+            <w:r>
+              <w:rPr>
+                <w:spacing w:val="-2"/>
+                <w:w w:val="105"/>
                 <w:sz w:val="19"/>
               </w:rPr>
               <w:t>French</w:t>
@@ -957,16 +1169,16 @@
         </w:tc>
         <w:tc>
           <w:tcPr>
-            <w:tcW w:w="2235" w:type="dxa"/>
-            <w:tcBorders>
-              <w:top w:val="single" w:sz="6" w:space="0" w:color="DDDDDD"/>
-              <w:bottom w:val="single" w:sz="6" w:space="0" w:color="DDDDDD"/>
-            </w:tcBorders>
-          </w:tcPr>
-          <w:p>
-            <w:pPr>
-              <w:pStyle w:val="TableParagraph"/>
-              <w:ind w:right="119"/>
+            <w:tcW w:w="1848" w:type="dxa"/>
+            <w:tcBorders>
+              <w:top w:val="single" w:sz="6" w:space="0" w:color="DDDDDD"/>
+              <w:bottom w:val="single" w:sz="6" w:space="0" w:color="DDDDDD"/>
+            </w:tcBorders>
+          </w:tcPr>
+          <w:p>
+            <w:pPr>
+              <w:pStyle w:val="TableParagraph"/>
+              <w:ind w:right="117"/>
               <w:jc w:val="right"/>
               <w:rPr>
                 <w:sz w:val="19"/>
@@ -975,9 +1187,36 @@
             <w:r>
               <w:rPr>
                 <w:spacing w:val="-2"/>
-                <w:sz w:val="19"/>
-              </w:rPr>
-              <w:t>11.68</w:t>
+                <w:w w:val="105"/>
+                <w:sz w:val="19"/>
+              </w:rPr>
+              <w:t>13.32</w:t>
+            </w:r>
+          </w:p>
+        </w:tc>
+        <w:tc>
+          <w:tcPr>
+            <w:tcW w:w="1612" w:type="dxa"/>
+            <w:tcBorders>
+              <w:top w:val="single" w:sz="6" w:space="0" w:color="DDDDDD"/>
+              <w:bottom w:val="single" w:sz="6" w:space="0" w:color="DDDDDD"/>
+            </w:tcBorders>
+          </w:tcPr>
+          <w:p>
+            <w:pPr>
+              <w:pStyle w:val="TableParagraph"/>
+              <w:ind w:left="120"/>
+              <w:rPr>
+                <w:sz w:val="19"/>
+              </w:rPr>
+            </w:pPr>
+            <w:r>
+              <w:rPr>
+                <w:spacing w:val="-5"/>
+                <w:w w:val="115"/>
+                <w:sz w:val="19"/>
+              </w:rPr>
+              <w:t>top</w:t>
             </w:r>
           </w:p>
         </w:tc>
@@ -988,7 +1227,7 @@
         </w:trPr>
         <w:tc>
           <w:tcPr>
-            <w:tcW w:w="2225" w:type="dxa"/>
+            <w:tcW w:w="1973" w:type="dxa"/>
             <w:tcBorders>
               <w:top w:val="single" w:sz="6" w:space="0" w:color="DDDDDD"/>
               <w:bottom w:val="single" w:sz="6" w:space="0" w:color="DDDDDD"/>
@@ -1010,7 +1249,7 @@
             </w:r>
             <w:r>
               <w:rPr>
-                <w:spacing w:val="9"/>
+                <w:spacing w:val="35"/>
                 <w:sz w:val="19"/>
               </w:rPr>
               <w:t> </w:t>
@@ -1026,48 +1265,50 @@
         </w:tc>
         <w:tc>
           <w:tcPr>
-            <w:tcW w:w="2729" w:type="dxa"/>
-            <w:tcBorders>
-              <w:top w:val="single" w:sz="6" w:space="0" w:color="DDDDDD"/>
-              <w:bottom w:val="single" w:sz="6" w:space="0" w:color="DDDDDD"/>
-            </w:tcBorders>
-          </w:tcPr>
-          <w:p>
-            <w:pPr>
-              <w:pStyle w:val="TableParagraph"/>
-              <w:ind w:left="1066"/>
-              <w:rPr>
-                <w:sz w:val="19"/>
-              </w:rPr>
-            </w:pPr>
-            <w:r>
-              <w:rPr>
-                <w:spacing w:val="-4"/>
-                <w:sz w:val="19"/>
-              </w:rPr>
-              <w:t>Gaël</w:t>
-            </w:r>
-          </w:p>
-        </w:tc>
-        <w:tc>
-          <w:tcPr>
-            <w:tcW w:w="3387" w:type="dxa"/>
-            <w:tcBorders>
-              <w:top w:val="single" w:sz="6" w:space="0" w:color="DDDDDD"/>
-              <w:bottom w:val="single" w:sz="6" w:space="0" w:color="DDDDDD"/>
-            </w:tcBorders>
-          </w:tcPr>
-          <w:p>
-            <w:pPr>
-              <w:pStyle w:val="TableParagraph"/>
-              <w:ind w:left="877"/>
-              <w:rPr>
-                <w:sz w:val="19"/>
-              </w:rPr>
-            </w:pPr>
-            <w:r>
-              <w:rPr>
-                <w:spacing w:val="-2"/>
+            <w:tcW w:w="2325" w:type="dxa"/>
+            <w:tcBorders>
+              <w:top w:val="single" w:sz="6" w:space="0" w:color="DDDDDD"/>
+              <w:bottom w:val="single" w:sz="6" w:space="0" w:color="DDDDDD"/>
+            </w:tcBorders>
+          </w:tcPr>
+          <w:p>
+            <w:pPr>
+              <w:pStyle w:val="TableParagraph"/>
+              <w:ind w:left="814"/>
+              <w:rPr>
+                <w:sz w:val="19"/>
+              </w:rPr>
+            </w:pPr>
+            <w:r>
+              <w:rPr>
+                <w:spacing w:val="-2"/>
+                <w:w w:val="105"/>
+                <w:sz w:val="19"/>
+              </w:rPr>
+              <w:t>Adeline</w:t>
+            </w:r>
+          </w:p>
+        </w:tc>
+        <w:tc>
+          <w:tcPr>
+            <w:tcW w:w="2816" w:type="dxa"/>
+            <w:tcBorders>
+              <w:top w:val="single" w:sz="6" w:space="0" w:color="DDDDDD"/>
+              <w:bottom w:val="single" w:sz="6" w:space="0" w:color="DDDDDD"/>
+            </w:tcBorders>
+          </w:tcPr>
+          <w:p>
+            <w:pPr>
+              <w:pStyle w:val="TableParagraph"/>
+              <w:ind w:left="693"/>
+              <w:rPr>
+                <w:sz w:val="19"/>
+              </w:rPr>
+            </w:pPr>
+            <w:r>
+              <w:rPr>
+                <w:spacing w:val="-2"/>
+                <w:w w:val="105"/>
                 <w:sz w:val="19"/>
               </w:rPr>
               <w:t>French</w:t>
@@ -1076,16 +1317,16 @@
         </w:tc>
         <w:tc>
           <w:tcPr>
-            <w:tcW w:w="2235" w:type="dxa"/>
-            <w:tcBorders>
-              <w:top w:val="single" w:sz="6" w:space="0" w:color="DDDDDD"/>
-              <w:bottom w:val="single" w:sz="6" w:space="0" w:color="DDDDDD"/>
-            </w:tcBorders>
-          </w:tcPr>
-          <w:p>
-            <w:pPr>
-              <w:pStyle w:val="TableParagraph"/>
-              <w:ind w:right="119"/>
+            <w:tcW w:w="1848" w:type="dxa"/>
+            <w:tcBorders>
+              <w:top w:val="single" w:sz="6" w:space="0" w:color="DDDDDD"/>
+              <w:bottom w:val="single" w:sz="6" w:space="0" w:color="DDDDDD"/>
+            </w:tcBorders>
+          </w:tcPr>
+          <w:p>
+            <w:pPr>
+              <w:pStyle w:val="TableParagraph"/>
+              <w:ind w:right="117"/>
               <w:jc w:val="right"/>
               <w:rPr>
                 <w:sz w:val="19"/>
@@ -1094,9 +1335,36 @@
             <w:r>
               <w:rPr>
                 <w:spacing w:val="-2"/>
-                <w:sz w:val="19"/>
-              </w:rPr>
-              <w:t>11.27</w:t>
+                <w:w w:val="105"/>
+                <w:sz w:val="19"/>
+              </w:rPr>
+              <w:t>13.07</w:t>
+            </w:r>
+          </w:p>
+        </w:tc>
+        <w:tc>
+          <w:tcPr>
+            <w:tcW w:w="1612" w:type="dxa"/>
+            <w:tcBorders>
+              <w:top w:val="single" w:sz="6" w:space="0" w:color="DDDDDD"/>
+              <w:bottom w:val="single" w:sz="6" w:space="0" w:color="DDDDDD"/>
+            </w:tcBorders>
+          </w:tcPr>
+          <w:p>
+            <w:pPr>
+              <w:pStyle w:val="TableParagraph"/>
+              <w:ind w:left="120"/>
+              <w:rPr>
+                <w:sz w:val="19"/>
+              </w:rPr>
+            </w:pPr>
+            <w:r>
+              <w:rPr>
+                <w:spacing w:val="-5"/>
+                <w:w w:val="115"/>
+                <w:sz w:val="19"/>
+              </w:rPr>
+              <w:t>top</w:t>
             </w:r>
           </w:p>
         </w:tc>
@@ -1107,7 +1375,7 @@
         </w:trPr>
         <w:tc>
           <w:tcPr>
-            <w:tcW w:w="2225" w:type="dxa"/>
+            <w:tcW w:w="1973" w:type="dxa"/>
             <w:tcBorders>
               <w:top w:val="single" w:sz="6" w:space="0" w:color="DDDDDD"/>
               <w:bottom w:val="single" w:sz="6" w:space="0" w:color="DDDDDD"/>
@@ -1129,7 +1397,7 @@
             </w:r>
             <w:r>
               <w:rPr>
-                <w:spacing w:val="9"/>
+                <w:spacing w:val="35"/>
                 <w:sz w:val="19"/>
               </w:rPr>
               <w:t> </w:t>
@@ -1145,66 +1413,67 @@
         </w:tc>
         <w:tc>
           <w:tcPr>
-            <w:tcW w:w="2729" w:type="dxa"/>
-            <w:tcBorders>
-              <w:top w:val="single" w:sz="6" w:space="0" w:color="DDDDDD"/>
-              <w:bottom w:val="single" w:sz="6" w:space="0" w:color="DDDDDD"/>
-            </w:tcBorders>
-          </w:tcPr>
-          <w:p>
-            <w:pPr>
-              <w:pStyle w:val="TableParagraph"/>
-              <w:ind w:left="1066"/>
-              <w:rPr>
-                <w:sz w:val="19"/>
-              </w:rPr>
-            </w:pPr>
-            <w:r>
-              <w:rPr>
-                <w:spacing w:val="-2"/>
-                <w:sz w:val="19"/>
-              </w:rPr>
-              <w:t>Basile</w:t>
-            </w:r>
-          </w:p>
-        </w:tc>
-        <w:tc>
-          <w:tcPr>
-            <w:tcW w:w="3387" w:type="dxa"/>
-            <w:tcBorders>
-              <w:top w:val="single" w:sz="6" w:space="0" w:color="DDDDDD"/>
-              <w:bottom w:val="single" w:sz="6" w:space="0" w:color="DDDDDD"/>
-            </w:tcBorders>
-          </w:tcPr>
-          <w:p>
-            <w:pPr>
-              <w:pStyle w:val="TableParagraph"/>
-              <w:ind w:left="877"/>
-              <w:rPr>
-                <w:sz w:val="19"/>
-              </w:rPr>
-            </w:pPr>
-            <w:r>
-              <w:rPr>
-                <w:spacing w:val="-2"/>
-                <w:sz w:val="19"/>
-              </w:rPr>
-              <w:t>French</w:t>
-            </w:r>
-          </w:p>
-        </w:tc>
-        <w:tc>
-          <w:tcPr>
-            <w:tcW w:w="2235" w:type="dxa"/>
-            <w:tcBorders>
-              <w:top w:val="single" w:sz="6" w:space="0" w:color="DDDDDD"/>
-              <w:bottom w:val="single" w:sz="6" w:space="0" w:color="DDDDDD"/>
-            </w:tcBorders>
-          </w:tcPr>
-          <w:p>
-            <w:pPr>
-              <w:pStyle w:val="TableParagraph"/>
-              <w:ind w:right="119"/>
+            <w:tcW w:w="2325" w:type="dxa"/>
+            <w:tcBorders>
+              <w:top w:val="single" w:sz="6" w:space="0" w:color="DDDDDD"/>
+              <w:bottom w:val="single" w:sz="6" w:space="0" w:color="DDDDDD"/>
+            </w:tcBorders>
+          </w:tcPr>
+          <w:p>
+            <w:pPr>
+              <w:pStyle w:val="TableParagraph"/>
+              <w:ind w:left="814"/>
+              <w:rPr>
+                <w:sz w:val="19"/>
+              </w:rPr>
+            </w:pPr>
+            <w:r>
+              <w:rPr>
+                <w:spacing w:val="-2"/>
+                <w:sz w:val="19"/>
+              </w:rPr>
+              <w:t>Carys</w:t>
+            </w:r>
+          </w:p>
+        </w:tc>
+        <w:tc>
+          <w:tcPr>
+            <w:tcW w:w="2816" w:type="dxa"/>
+            <w:tcBorders>
+              <w:top w:val="single" w:sz="6" w:space="0" w:color="DDDDDD"/>
+              <w:bottom w:val="single" w:sz="6" w:space="0" w:color="DDDDDD"/>
+            </w:tcBorders>
+          </w:tcPr>
+          <w:p>
+            <w:pPr>
+              <w:pStyle w:val="TableParagraph"/>
+              <w:ind w:left="693"/>
+              <w:rPr>
+                <w:sz w:val="19"/>
+              </w:rPr>
+            </w:pPr>
+            <w:r>
+              <w:rPr>
+                <w:spacing w:val="-2"/>
+                <w:w w:val="105"/>
+                <w:sz w:val="19"/>
+              </w:rPr>
+              <w:t>Welsh</w:t>
+            </w:r>
+          </w:p>
+        </w:tc>
+        <w:tc>
+          <w:tcPr>
+            <w:tcW w:w="1848" w:type="dxa"/>
+            <w:tcBorders>
+              <w:top w:val="single" w:sz="6" w:space="0" w:color="DDDDDD"/>
+              <w:bottom w:val="single" w:sz="6" w:space="0" w:color="DDDDDD"/>
+            </w:tcBorders>
+          </w:tcPr>
+          <w:p>
+            <w:pPr>
+              <w:pStyle w:val="TableParagraph"/>
+              <w:ind w:right="117"/>
               <w:jc w:val="right"/>
               <w:rPr>
                 <w:sz w:val="19"/>
@@ -1213,9 +1482,36 @@
             <w:r>
               <w:rPr>
                 <w:spacing w:val="-2"/>
-                <w:sz w:val="19"/>
-              </w:rPr>
-              <w:t>10.50</w:t>
+                <w:w w:val="105"/>
+                <w:sz w:val="19"/>
+              </w:rPr>
+              <w:t>11.88</w:t>
+            </w:r>
+          </w:p>
+        </w:tc>
+        <w:tc>
+          <w:tcPr>
+            <w:tcW w:w="1612" w:type="dxa"/>
+            <w:tcBorders>
+              <w:top w:val="single" w:sz="6" w:space="0" w:color="DDDDDD"/>
+              <w:bottom w:val="single" w:sz="6" w:space="0" w:color="DDDDDD"/>
+            </w:tcBorders>
+          </w:tcPr>
+          <w:p>
+            <w:pPr>
+              <w:pStyle w:val="TableParagraph"/>
+              <w:ind w:left="120"/>
+              <w:rPr>
+                <w:sz w:val="19"/>
+              </w:rPr>
+            </w:pPr>
+            <w:r>
+              <w:rPr>
+                <w:spacing w:val="-5"/>
+                <w:w w:val="115"/>
+                <w:sz w:val="19"/>
+              </w:rPr>
+              <w:t>top</w:t>
             </w:r>
           </w:p>
         </w:tc>
@@ -1226,7 +1522,7 @@
         </w:trPr>
         <w:tc>
           <w:tcPr>
-            <w:tcW w:w="2225" w:type="dxa"/>
+            <w:tcW w:w="1973" w:type="dxa"/>
             <w:tcBorders>
               <w:top w:val="single" w:sz="6" w:space="0" w:color="DDDDDD"/>
               <w:bottom w:val="single" w:sz="6" w:space="0" w:color="DDDDDD"/>
@@ -1248,7 +1544,7 @@
             </w:r>
             <w:r>
               <w:rPr>
-                <w:spacing w:val="9"/>
+                <w:spacing w:val="35"/>
                 <w:sz w:val="19"/>
               </w:rPr>
               <w:t> </w:t>
@@ -1264,48 +1560,50 @@
         </w:tc>
         <w:tc>
           <w:tcPr>
-            <w:tcW w:w="2729" w:type="dxa"/>
-            <w:tcBorders>
-              <w:top w:val="single" w:sz="6" w:space="0" w:color="DDDDDD"/>
-              <w:bottom w:val="single" w:sz="6" w:space="0" w:color="DDDDDD"/>
-            </w:tcBorders>
-          </w:tcPr>
-          <w:p>
-            <w:pPr>
-              <w:pStyle w:val="TableParagraph"/>
-              <w:ind w:left="1066"/>
-              <w:rPr>
-                <w:sz w:val="19"/>
-              </w:rPr>
-            </w:pPr>
-            <w:r>
-              <w:rPr>
-                <w:spacing w:val="-2"/>
-                <w:sz w:val="19"/>
-              </w:rPr>
-              <w:t>Vincent</w:t>
-            </w:r>
-          </w:p>
-        </w:tc>
-        <w:tc>
-          <w:tcPr>
-            <w:tcW w:w="3387" w:type="dxa"/>
-            <w:tcBorders>
-              <w:top w:val="single" w:sz="6" w:space="0" w:color="DDDDDD"/>
-              <w:bottom w:val="single" w:sz="6" w:space="0" w:color="DDDDDD"/>
-            </w:tcBorders>
-          </w:tcPr>
-          <w:p>
-            <w:pPr>
-              <w:pStyle w:val="TableParagraph"/>
-              <w:ind w:left="877"/>
-              <w:rPr>
-                <w:sz w:val="19"/>
-              </w:rPr>
-            </w:pPr>
-            <w:r>
-              <w:rPr>
-                <w:spacing w:val="-2"/>
+            <w:tcW w:w="2325" w:type="dxa"/>
+            <w:tcBorders>
+              <w:top w:val="single" w:sz="6" w:space="0" w:color="DDDDDD"/>
+              <w:bottom w:val="single" w:sz="6" w:space="0" w:color="DDDDDD"/>
+            </w:tcBorders>
+          </w:tcPr>
+          <w:p>
+            <w:pPr>
+              <w:pStyle w:val="TableParagraph"/>
+              <w:ind w:left="814"/>
+              <w:rPr>
+                <w:sz w:val="19"/>
+              </w:rPr>
+            </w:pPr>
+            <w:r>
+              <w:rPr>
+                <w:spacing w:val="-2"/>
+                <w:w w:val="105"/>
+                <w:sz w:val="19"/>
+              </w:rPr>
+              <w:t>Romuald</w:t>
+            </w:r>
+          </w:p>
+        </w:tc>
+        <w:tc>
+          <w:tcPr>
+            <w:tcW w:w="2816" w:type="dxa"/>
+            <w:tcBorders>
+              <w:top w:val="single" w:sz="6" w:space="0" w:color="DDDDDD"/>
+              <w:bottom w:val="single" w:sz="6" w:space="0" w:color="DDDDDD"/>
+            </w:tcBorders>
+          </w:tcPr>
+          <w:p>
+            <w:pPr>
+              <w:pStyle w:val="TableParagraph"/>
+              <w:ind w:left="693"/>
+              <w:rPr>
+                <w:sz w:val="19"/>
+              </w:rPr>
+            </w:pPr>
+            <w:r>
+              <w:rPr>
+                <w:spacing w:val="-2"/>
+                <w:w w:val="105"/>
                 <w:sz w:val="19"/>
               </w:rPr>
               <w:t>French</w:t>
@@ -1314,16 +1612,16 @@
         </w:tc>
         <w:tc>
           <w:tcPr>
-            <w:tcW w:w="2235" w:type="dxa"/>
-            <w:tcBorders>
-              <w:top w:val="single" w:sz="6" w:space="0" w:color="DDDDDD"/>
-              <w:bottom w:val="single" w:sz="6" w:space="0" w:color="DDDDDD"/>
-            </w:tcBorders>
-          </w:tcPr>
-          <w:p>
-            <w:pPr>
-              <w:pStyle w:val="TableParagraph"/>
-              <w:ind w:right="119"/>
+            <w:tcW w:w="1848" w:type="dxa"/>
+            <w:tcBorders>
+              <w:top w:val="single" w:sz="6" w:space="0" w:color="DDDDDD"/>
+              <w:bottom w:val="single" w:sz="6" w:space="0" w:color="DDDDDD"/>
+            </w:tcBorders>
+          </w:tcPr>
+          <w:p>
+            <w:pPr>
+              <w:pStyle w:val="TableParagraph"/>
+              <w:ind w:right="117"/>
               <w:jc w:val="right"/>
               <w:rPr>
                 <w:sz w:val="19"/>
@@ -1332,9 +1630,36 @@
             <w:r>
               <w:rPr>
                 <w:spacing w:val="-2"/>
-                <w:sz w:val="19"/>
-              </w:rPr>
-              <w:t>10.48</w:t>
+                <w:w w:val="105"/>
+                <w:sz w:val="19"/>
+              </w:rPr>
+              <w:t>10.96</w:t>
+            </w:r>
+          </w:p>
+        </w:tc>
+        <w:tc>
+          <w:tcPr>
+            <w:tcW w:w="1612" w:type="dxa"/>
+            <w:tcBorders>
+              <w:top w:val="single" w:sz="6" w:space="0" w:color="DDDDDD"/>
+              <w:bottom w:val="single" w:sz="6" w:space="0" w:color="DDDDDD"/>
+            </w:tcBorders>
+          </w:tcPr>
+          <w:p>
+            <w:pPr>
+              <w:pStyle w:val="TableParagraph"/>
+              <w:ind w:left="120"/>
+              <w:rPr>
+                <w:sz w:val="19"/>
+              </w:rPr>
+            </w:pPr>
+            <w:r>
+              <w:rPr>
+                <w:spacing w:val="-5"/>
+                <w:w w:val="115"/>
+                <w:sz w:val="19"/>
+              </w:rPr>
+              <w:t>top</w:t>
             </w:r>
           </w:p>
         </w:tc>
@@ -1345,7 +1670,7 @@
         </w:trPr>
         <w:tc>
           <w:tcPr>
-            <w:tcW w:w="2225" w:type="dxa"/>
+            <w:tcW w:w="1973" w:type="dxa"/>
             <w:tcBorders>
               <w:top w:val="single" w:sz="6" w:space="0" w:color="DDDDDD"/>
               <w:bottom w:val="single" w:sz="6" w:space="0" w:color="DDDDDD"/>
@@ -1361,13 +1686,15 @@
             </w:pPr>
             <w:r>
               <w:rPr>
+                <w:w w:val="105"/>
                 <w:sz w:val="19"/>
               </w:rPr>
               <w:t>Path</w:t>
             </w:r>
             <w:r>
               <w:rPr>
-                <w:spacing w:val="1"/>
+                <w:spacing w:val="-2"/>
+                <w:w w:val="105"/>
                 <w:sz w:val="19"/>
               </w:rPr>
               <w:t> </w:t>
@@ -1375,6 +1702,7 @@
             <w:r>
               <w:rPr>
                 <w:spacing w:val="-2"/>
+                <w:w w:val="110"/>
                 <w:sz w:val="19"/>
               </w:rPr>
               <w:t>length</w:t>
@@ -1383,23 +1711,24 @@
         </w:tc>
         <w:tc>
           <w:tcPr>
-            <w:tcW w:w="2729" w:type="dxa"/>
-            <w:tcBorders>
-              <w:top w:val="single" w:sz="6" w:space="0" w:color="DDDDDD"/>
-              <w:bottom w:val="single" w:sz="6" w:space="0" w:color="DDDDDD"/>
-            </w:tcBorders>
-          </w:tcPr>
-          <w:p>
-            <w:pPr>
-              <w:pStyle w:val="TableParagraph"/>
-              <w:ind w:left="1066"/>
-              <w:rPr>
-                <w:sz w:val="19"/>
-              </w:rPr>
-            </w:pPr>
-            <w:r>
-              <w:rPr>
-                <w:spacing w:val="-2"/>
+            <w:tcW w:w="2325" w:type="dxa"/>
+            <w:tcBorders>
+              <w:top w:val="single" w:sz="6" w:space="0" w:color="DDDDDD"/>
+              <w:bottom w:val="single" w:sz="6" w:space="0" w:color="DDDDDD"/>
+            </w:tcBorders>
+          </w:tcPr>
+          <w:p>
+            <w:pPr>
+              <w:pStyle w:val="TableParagraph"/>
+              <w:ind w:left="814"/>
+              <w:rPr>
+                <w:sz w:val="19"/>
+              </w:rPr>
+            </w:pPr>
+            <w:r>
+              <w:rPr>
+                <w:spacing w:val="-2"/>
+                <w:w w:val="105"/>
                 <w:sz w:val="19"/>
               </w:rPr>
               <w:t>Adeline</w:t>
@@ -1408,23 +1737,24 @@
         </w:tc>
         <w:tc>
           <w:tcPr>
-            <w:tcW w:w="3387" w:type="dxa"/>
-            <w:tcBorders>
-              <w:top w:val="single" w:sz="6" w:space="0" w:color="DDDDDD"/>
-              <w:bottom w:val="single" w:sz="6" w:space="0" w:color="DDDDDD"/>
-            </w:tcBorders>
-          </w:tcPr>
-          <w:p>
-            <w:pPr>
-              <w:pStyle w:val="TableParagraph"/>
-              <w:ind w:left="877"/>
-              <w:rPr>
-                <w:sz w:val="19"/>
-              </w:rPr>
-            </w:pPr>
-            <w:r>
-              <w:rPr>
-                <w:spacing w:val="-2"/>
+            <w:tcW w:w="2816" w:type="dxa"/>
+            <w:tcBorders>
+              <w:top w:val="single" w:sz="6" w:space="0" w:color="DDDDDD"/>
+              <w:bottom w:val="single" w:sz="6" w:space="0" w:color="DDDDDD"/>
+            </w:tcBorders>
+          </w:tcPr>
+          <w:p>
+            <w:pPr>
+              <w:pStyle w:val="TableParagraph"/>
+              <w:ind w:left="693"/>
+              <w:rPr>
+                <w:sz w:val="19"/>
+              </w:rPr>
+            </w:pPr>
+            <w:r>
+              <w:rPr>
+                <w:spacing w:val="-2"/>
+                <w:w w:val="105"/>
                 <w:sz w:val="19"/>
               </w:rPr>
               <w:t>French</w:t>
@@ -1433,16 +1763,16 @@
         </w:tc>
         <w:tc>
           <w:tcPr>
-            <w:tcW w:w="2235" w:type="dxa"/>
-            <w:tcBorders>
-              <w:top w:val="single" w:sz="6" w:space="0" w:color="DDDDDD"/>
-              <w:bottom w:val="single" w:sz="6" w:space="0" w:color="DDDDDD"/>
-            </w:tcBorders>
-          </w:tcPr>
-          <w:p>
-            <w:pPr>
-              <w:pStyle w:val="TableParagraph"/>
-              <w:ind w:right="119"/>
+            <w:tcW w:w="1848" w:type="dxa"/>
+            <w:tcBorders>
+              <w:top w:val="single" w:sz="6" w:space="0" w:color="DDDDDD"/>
+              <w:bottom w:val="single" w:sz="6" w:space="0" w:color="DDDDDD"/>
+            </w:tcBorders>
+          </w:tcPr>
+          <w:p>
+            <w:pPr>
+              <w:pStyle w:val="TableParagraph"/>
+              <w:ind w:right="117"/>
               <w:jc w:val="right"/>
               <w:rPr>
                 <w:sz w:val="19"/>
@@ -1451,9 +1781,36 @@
             <w:r>
               <w:rPr>
                 <w:spacing w:val="-4"/>
-                <w:sz w:val="19"/>
-              </w:rPr>
-              <w:t>0.17</w:t>
+                <w:w w:val="105"/>
+                <w:sz w:val="19"/>
+              </w:rPr>
+              <w:t>0.15</w:t>
+            </w:r>
+          </w:p>
+        </w:tc>
+        <w:tc>
+          <w:tcPr>
+            <w:tcW w:w="1612" w:type="dxa"/>
+            <w:tcBorders>
+              <w:top w:val="single" w:sz="6" w:space="0" w:color="DDDDDD"/>
+              <w:bottom w:val="single" w:sz="6" w:space="0" w:color="DDDDDD"/>
+            </w:tcBorders>
+          </w:tcPr>
+          <w:p>
+            <w:pPr>
+              <w:pStyle w:val="TableParagraph"/>
+              <w:ind w:left="120"/>
+              <w:rPr>
+                <w:sz w:val="19"/>
+              </w:rPr>
+            </w:pPr>
+            <w:r>
+              <w:rPr>
+                <w:spacing w:val="-5"/>
+                <w:w w:val="115"/>
+                <w:sz w:val="19"/>
+              </w:rPr>
+              <w:t>top</w:t>
             </w:r>
           </w:p>
         </w:tc>
@@ -1464,7 +1821,7 @@
         </w:trPr>
         <w:tc>
           <w:tcPr>
-            <w:tcW w:w="2225" w:type="dxa"/>
+            <w:tcW w:w="1973" w:type="dxa"/>
             <w:tcBorders>
               <w:top w:val="single" w:sz="6" w:space="0" w:color="DDDDDD"/>
               <w:bottom w:val="single" w:sz="6" w:space="0" w:color="DDDDDD"/>
@@ -1480,13 +1837,15 @@
             </w:pPr>
             <w:r>
               <w:rPr>
+                <w:w w:val="105"/>
                 <w:sz w:val="19"/>
               </w:rPr>
               <w:t>Path</w:t>
             </w:r>
             <w:r>
               <w:rPr>
-                <w:spacing w:val="1"/>
+                <w:spacing w:val="-2"/>
+                <w:w w:val="105"/>
                 <w:sz w:val="19"/>
               </w:rPr>
               <w:t> </w:t>
@@ -1494,6 +1853,7 @@
             <w:r>
               <w:rPr>
                 <w:spacing w:val="-2"/>
+                <w:w w:val="110"/>
                 <w:sz w:val="19"/>
               </w:rPr>
               <w:t>length</w:t>
@@ -1502,48 +1862,50 @@
         </w:tc>
         <w:tc>
           <w:tcPr>
-            <w:tcW w:w="2729" w:type="dxa"/>
-            <w:tcBorders>
-              <w:top w:val="single" w:sz="6" w:space="0" w:color="DDDDDD"/>
-              <w:bottom w:val="single" w:sz="6" w:space="0" w:color="DDDDDD"/>
-            </w:tcBorders>
-          </w:tcPr>
-          <w:p>
-            <w:pPr>
-              <w:pStyle w:val="TableParagraph"/>
-              <w:ind w:left="1066"/>
-              <w:rPr>
-                <w:sz w:val="19"/>
-              </w:rPr>
-            </w:pPr>
-            <w:r>
-              <w:rPr>
-                <w:spacing w:val="-2"/>
-                <w:sz w:val="19"/>
-              </w:rPr>
-              <w:t>Eelis</w:t>
-            </w:r>
-          </w:p>
-        </w:tc>
-        <w:tc>
-          <w:tcPr>
-            <w:tcW w:w="3387" w:type="dxa"/>
-            <w:tcBorders>
-              <w:top w:val="single" w:sz="6" w:space="0" w:color="DDDDDD"/>
-              <w:bottom w:val="single" w:sz="6" w:space="0" w:color="DDDDDD"/>
-            </w:tcBorders>
-          </w:tcPr>
-          <w:p>
-            <w:pPr>
-              <w:pStyle w:val="TableParagraph"/>
-              <w:ind w:left="877"/>
-              <w:rPr>
-                <w:sz w:val="19"/>
-              </w:rPr>
-            </w:pPr>
-            <w:r>
-              <w:rPr>
-                <w:spacing w:val="-2"/>
+            <w:tcW w:w="2325" w:type="dxa"/>
+            <w:tcBorders>
+              <w:top w:val="single" w:sz="6" w:space="0" w:color="DDDDDD"/>
+              <w:bottom w:val="single" w:sz="6" w:space="0" w:color="DDDDDD"/>
+            </w:tcBorders>
+          </w:tcPr>
+          <w:p>
+            <w:pPr>
+              <w:pStyle w:val="TableParagraph"/>
+              <w:ind w:left="814"/>
+              <w:rPr>
+                <w:sz w:val="19"/>
+              </w:rPr>
+            </w:pPr>
+            <w:r>
+              <w:rPr>
+                <w:spacing w:val="-4"/>
+                <w:w w:val="110"/>
+                <w:sz w:val="19"/>
+              </w:rPr>
+              <w:t>Atte</w:t>
+            </w:r>
+          </w:p>
+        </w:tc>
+        <w:tc>
+          <w:tcPr>
+            <w:tcW w:w="2816" w:type="dxa"/>
+            <w:tcBorders>
+              <w:top w:val="single" w:sz="6" w:space="0" w:color="DDDDDD"/>
+              <w:bottom w:val="single" w:sz="6" w:space="0" w:color="DDDDDD"/>
+            </w:tcBorders>
+          </w:tcPr>
+          <w:p>
+            <w:pPr>
+              <w:pStyle w:val="TableParagraph"/>
+              <w:ind w:left="693"/>
+              <w:rPr>
+                <w:sz w:val="19"/>
+              </w:rPr>
+            </w:pPr>
+            <w:r>
+              <w:rPr>
+                <w:spacing w:val="-2"/>
+                <w:w w:val="105"/>
                 <w:sz w:val="19"/>
               </w:rPr>
               <w:t>Finnish</w:t>
@@ -1552,16 +1914,16 @@
         </w:tc>
         <w:tc>
           <w:tcPr>
-            <w:tcW w:w="2235" w:type="dxa"/>
-            <w:tcBorders>
-              <w:top w:val="single" w:sz="6" w:space="0" w:color="DDDDDD"/>
-              <w:bottom w:val="single" w:sz="6" w:space="0" w:color="DDDDDD"/>
-            </w:tcBorders>
-          </w:tcPr>
-          <w:p>
-            <w:pPr>
-              <w:pStyle w:val="TableParagraph"/>
-              <w:ind w:right="119"/>
+            <w:tcW w:w="1848" w:type="dxa"/>
+            <w:tcBorders>
+              <w:top w:val="single" w:sz="6" w:space="0" w:color="DDDDDD"/>
+              <w:bottom w:val="single" w:sz="6" w:space="0" w:color="DDDDDD"/>
+            </w:tcBorders>
+          </w:tcPr>
+          <w:p>
+            <w:pPr>
+              <w:pStyle w:val="TableParagraph"/>
+              <w:ind w:right="117"/>
               <w:jc w:val="right"/>
               <w:rPr>
                 <w:sz w:val="19"/>
@@ -1570,9 +1932,36 @@
             <w:r>
               <w:rPr>
                 <w:spacing w:val="-4"/>
+                <w:w w:val="105"/>
                 <w:sz w:val="19"/>
               </w:rPr>
               <w:t>0.18</w:t>
+            </w:r>
+          </w:p>
+        </w:tc>
+        <w:tc>
+          <w:tcPr>
+            <w:tcW w:w="1612" w:type="dxa"/>
+            <w:tcBorders>
+              <w:top w:val="single" w:sz="6" w:space="0" w:color="DDDDDD"/>
+              <w:bottom w:val="single" w:sz="6" w:space="0" w:color="DDDDDD"/>
+            </w:tcBorders>
+          </w:tcPr>
+          <w:p>
+            <w:pPr>
+              <w:pStyle w:val="TableParagraph"/>
+              <w:ind w:left="120"/>
+              <w:rPr>
+                <w:sz w:val="19"/>
+              </w:rPr>
+            </w:pPr>
+            <w:r>
+              <w:rPr>
+                <w:spacing w:val="-5"/>
+                <w:w w:val="115"/>
+                <w:sz w:val="19"/>
+              </w:rPr>
+              <w:t>top</w:t>
             </w:r>
           </w:p>
         </w:tc>
@@ -1583,7 +1972,7 @@
         </w:trPr>
         <w:tc>
           <w:tcPr>
-            <w:tcW w:w="2225" w:type="dxa"/>
+            <w:tcW w:w="1973" w:type="dxa"/>
             <w:tcBorders>
               <w:top w:val="single" w:sz="6" w:space="0" w:color="DDDDDD"/>
               <w:bottom w:val="single" w:sz="6" w:space="0" w:color="DDDDDD"/>
@@ -1599,13 +1988,15 @@
             </w:pPr>
             <w:r>
               <w:rPr>
+                <w:w w:val="105"/>
                 <w:sz w:val="19"/>
               </w:rPr>
               <w:t>Path</w:t>
             </w:r>
             <w:r>
               <w:rPr>
-                <w:spacing w:val="1"/>
+                <w:spacing w:val="-2"/>
+                <w:w w:val="105"/>
                 <w:sz w:val="19"/>
               </w:rPr>
               <w:t> </w:t>
@@ -1613,6 +2004,7 @@
             <w:r>
               <w:rPr>
                 <w:spacing w:val="-2"/>
+                <w:w w:val="110"/>
                 <w:sz w:val="19"/>
               </w:rPr>
               <w:t>length</w:t>
@@ -1621,16 +2013,69 @@
         </w:tc>
         <w:tc>
           <w:tcPr>
-            <w:tcW w:w="2729" w:type="dxa"/>
-            <w:tcBorders>
-              <w:top w:val="single" w:sz="6" w:space="0" w:color="DDDDDD"/>
-              <w:bottom w:val="single" w:sz="6" w:space="0" w:color="DDDDDD"/>
-            </w:tcBorders>
-          </w:tcPr>
-          <w:p>
-            <w:pPr>
-              <w:pStyle w:val="TableParagraph"/>
-              <w:ind w:left="1066"/>
+            <w:tcW w:w="2325" w:type="dxa"/>
+            <w:tcBorders>
+              <w:top w:val="single" w:sz="6" w:space="0" w:color="DDDDDD"/>
+              <w:bottom w:val="single" w:sz="6" w:space="0" w:color="DDDDDD"/>
+            </w:tcBorders>
+          </w:tcPr>
+          <w:p>
+            <w:pPr>
+              <w:pStyle w:val="TableParagraph"/>
+              <w:ind w:left="814"/>
+              <w:rPr>
+                <w:sz w:val="19"/>
+              </w:rPr>
+            </w:pPr>
+            <w:r>
+              <w:rPr>
+                <w:spacing w:val="-2"/>
+                <w:w w:val="105"/>
+                <w:sz w:val="19"/>
+              </w:rPr>
+              <w:t>Vincent</w:t>
+            </w:r>
+          </w:p>
+        </w:tc>
+        <w:tc>
+          <w:tcPr>
+            <w:tcW w:w="2816" w:type="dxa"/>
+            <w:tcBorders>
+              <w:top w:val="single" w:sz="6" w:space="0" w:color="DDDDDD"/>
+              <w:bottom w:val="single" w:sz="6" w:space="0" w:color="DDDDDD"/>
+            </w:tcBorders>
+          </w:tcPr>
+          <w:p>
+            <w:pPr>
+              <w:pStyle w:val="TableParagraph"/>
+              <w:ind w:left="693"/>
+              <w:rPr>
+                <w:sz w:val="19"/>
+              </w:rPr>
+            </w:pPr>
+            <w:r>
+              <w:rPr>
+                <w:spacing w:val="-2"/>
+                <w:w w:val="105"/>
+                <w:sz w:val="19"/>
+              </w:rPr>
+              <w:t>French</w:t>
+            </w:r>
+          </w:p>
+        </w:tc>
+        <w:tc>
+          <w:tcPr>
+            <w:tcW w:w="1848" w:type="dxa"/>
+            <w:tcBorders>
+              <w:top w:val="single" w:sz="6" w:space="0" w:color="DDDDDD"/>
+              <w:bottom w:val="single" w:sz="6" w:space="0" w:color="DDDDDD"/>
+            </w:tcBorders>
+          </w:tcPr>
+          <w:p>
+            <w:pPr>
+              <w:pStyle w:val="TableParagraph"/>
+              <w:ind w:right="117"/>
+              <w:jc w:val="right"/>
               <w:rPr>
                 <w:sz w:val="19"/>
               </w:rPr>
@@ -1638,60 +2083,36 @@
             <w:r>
               <w:rPr>
                 <w:spacing w:val="-4"/>
-                <w:sz w:val="19"/>
-              </w:rPr>
-              <w:t>Gaël</w:t>
-            </w:r>
-          </w:p>
-        </w:tc>
-        <w:tc>
-          <w:tcPr>
-            <w:tcW w:w="3387" w:type="dxa"/>
-            <w:tcBorders>
-              <w:top w:val="single" w:sz="6" w:space="0" w:color="DDDDDD"/>
-              <w:bottom w:val="single" w:sz="6" w:space="0" w:color="DDDDDD"/>
-            </w:tcBorders>
-          </w:tcPr>
-          <w:p>
-            <w:pPr>
-              <w:pStyle w:val="TableParagraph"/>
-              <w:ind w:left="877"/>
-              <w:rPr>
-                <w:sz w:val="19"/>
-              </w:rPr>
-            </w:pPr>
-            <w:r>
-              <w:rPr>
-                <w:spacing w:val="-2"/>
-                <w:sz w:val="19"/>
-              </w:rPr>
-              <w:t>French</w:t>
-            </w:r>
-          </w:p>
-        </w:tc>
-        <w:tc>
-          <w:tcPr>
-            <w:tcW w:w="2235" w:type="dxa"/>
-            <w:tcBorders>
-              <w:top w:val="single" w:sz="6" w:space="0" w:color="DDDDDD"/>
-              <w:bottom w:val="single" w:sz="6" w:space="0" w:color="DDDDDD"/>
-            </w:tcBorders>
-          </w:tcPr>
-          <w:p>
-            <w:pPr>
-              <w:pStyle w:val="TableParagraph"/>
-              <w:ind w:right="119"/>
-              <w:jc w:val="right"/>
-              <w:rPr>
-                <w:sz w:val="19"/>
-              </w:rPr>
-            </w:pPr>
-            <w:r>
-              <w:rPr>
-                <w:spacing w:val="-4"/>
+                <w:w w:val="105"/>
                 <w:sz w:val="19"/>
               </w:rPr>
               <w:t>0.18</w:t>
+            </w:r>
+          </w:p>
+        </w:tc>
+        <w:tc>
+          <w:tcPr>
+            <w:tcW w:w="1612" w:type="dxa"/>
+            <w:tcBorders>
+              <w:top w:val="single" w:sz="6" w:space="0" w:color="DDDDDD"/>
+              <w:bottom w:val="single" w:sz="6" w:space="0" w:color="DDDDDD"/>
+            </w:tcBorders>
+          </w:tcPr>
+          <w:p>
+            <w:pPr>
+              <w:pStyle w:val="TableParagraph"/>
+              <w:ind w:left="120"/>
+              <w:rPr>
+                <w:sz w:val="19"/>
+              </w:rPr>
+            </w:pPr>
+            <w:r>
+              <w:rPr>
+                <w:spacing w:val="-5"/>
+                <w:w w:val="115"/>
+                <w:sz w:val="19"/>
+              </w:rPr>
+              <w:t>top</w:t>
             </w:r>
           </w:p>
         </w:tc>
@@ -1702,7 +2123,7 @@
         </w:trPr>
         <w:tc>
           <w:tcPr>
-            <w:tcW w:w="2225" w:type="dxa"/>
+            <w:tcW w:w="1973" w:type="dxa"/>
             <w:tcBorders>
               <w:top w:val="single" w:sz="6" w:space="0" w:color="DDDDDD"/>
               <w:bottom w:val="single" w:sz="6" w:space="0" w:color="DDDDDD"/>
@@ -1718,13 +2139,15 @@
             </w:pPr>
             <w:r>
               <w:rPr>
+                <w:w w:val="105"/>
                 <w:sz w:val="19"/>
               </w:rPr>
               <w:t>Path</w:t>
             </w:r>
             <w:r>
               <w:rPr>
-                <w:spacing w:val="1"/>
+                <w:spacing w:val="-2"/>
+                <w:w w:val="105"/>
                 <w:sz w:val="19"/>
               </w:rPr>
               <w:t> </w:t>
@@ -1732,6 +2155,7 @@
             <w:r>
               <w:rPr>
                 <w:spacing w:val="-2"/>
+                <w:w w:val="110"/>
                 <w:sz w:val="19"/>
               </w:rPr>
               <w:t>length</w:t>
@@ -1740,41 +2164,95 @@
         </w:tc>
         <w:tc>
           <w:tcPr>
-            <w:tcW w:w="2729" w:type="dxa"/>
-            <w:tcBorders>
-              <w:top w:val="single" w:sz="6" w:space="0" w:color="DDDDDD"/>
-              <w:bottom w:val="single" w:sz="6" w:space="0" w:color="DDDDDD"/>
-            </w:tcBorders>
-          </w:tcPr>
-          <w:p>
-            <w:pPr>
-              <w:pStyle w:val="TableParagraph"/>
-              <w:ind w:left="1066"/>
-              <w:rPr>
-                <w:sz w:val="19"/>
-              </w:rPr>
-            </w:pPr>
-            <w:r>
-              <w:rPr>
-                <w:spacing w:val="-2"/>
-                <w:sz w:val="19"/>
-              </w:rPr>
-              <w:t>Lewis</w:t>
-            </w:r>
-          </w:p>
-        </w:tc>
-        <w:tc>
-          <w:tcPr>
-            <w:tcW w:w="3387" w:type="dxa"/>
-            <w:tcBorders>
-              <w:top w:val="single" w:sz="6" w:space="0" w:color="DDDDDD"/>
-              <w:bottom w:val="single" w:sz="6" w:space="0" w:color="DDDDDD"/>
-            </w:tcBorders>
-          </w:tcPr>
-          <w:p>
-            <w:pPr>
-              <w:pStyle w:val="TableParagraph"/>
-              <w:ind w:left="877"/>
+            <w:tcW w:w="2325" w:type="dxa"/>
+            <w:tcBorders>
+              <w:top w:val="single" w:sz="6" w:space="0" w:color="DDDDDD"/>
+              <w:bottom w:val="single" w:sz="6" w:space="0" w:color="DDDDDD"/>
+            </w:tcBorders>
+          </w:tcPr>
+          <w:p>
+            <w:pPr>
+              <w:pStyle w:val="TableParagraph"/>
+              <w:ind w:left="814"/>
+              <w:rPr>
+                <w:sz w:val="19"/>
+              </w:rPr>
+            </w:pPr>
+            <w:r>
+              <w:rPr>
+                <w:spacing w:val="-2"/>
+                <w:w w:val="105"/>
+                <w:sz w:val="19"/>
+              </w:rPr>
+              <w:t>Basile</w:t>
+            </w:r>
+          </w:p>
+        </w:tc>
+        <w:tc>
+          <w:tcPr>
+            <w:tcW w:w="2816" w:type="dxa"/>
+            <w:tcBorders>
+              <w:top w:val="single" w:sz="6" w:space="0" w:color="DDDDDD"/>
+              <w:bottom w:val="single" w:sz="6" w:space="0" w:color="DDDDDD"/>
+            </w:tcBorders>
+          </w:tcPr>
+          <w:p>
+            <w:pPr>
+              <w:pStyle w:val="TableParagraph"/>
+              <w:ind w:left="693"/>
+              <w:rPr>
+                <w:sz w:val="19"/>
+              </w:rPr>
+            </w:pPr>
+            <w:r>
+              <w:rPr>
+                <w:spacing w:val="-2"/>
+                <w:w w:val="105"/>
+                <w:sz w:val="19"/>
+              </w:rPr>
+              <w:t>French</w:t>
+            </w:r>
+          </w:p>
+        </w:tc>
+        <w:tc>
+          <w:tcPr>
+            <w:tcW w:w="1848" w:type="dxa"/>
+            <w:tcBorders>
+              <w:top w:val="single" w:sz="6" w:space="0" w:color="DDDDDD"/>
+              <w:bottom w:val="single" w:sz="6" w:space="0" w:color="DDDDDD"/>
+            </w:tcBorders>
+          </w:tcPr>
+          <w:p>
+            <w:pPr>
+              <w:pStyle w:val="TableParagraph"/>
+              <w:ind w:right="117"/>
+              <w:jc w:val="right"/>
+              <w:rPr>
+                <w:sz w:val="19"/>
+              </w:rPr>
+            </w:pPr>
+            <w:r>
+              <w:rPr>
+                <w:spacing w:val="-4"/>
+                <w:w w:val="105"/>
+                <w:sz w:val="19"/>
+              </w:rPr>
+              <w:t>0.18</w:t>
+            </w:r>
+          </w:p>
+        </w:tc>
+        <w:tc>
+          <w:tcPr>
+            <w:tcW w:w="1612" w:type="dxa"/>
+            <w:tcBorders>
+              <w:top w:val="single" w:sz="6" w:space="0" w:color="DDDDDD"/>
+              <w:bottom w:val="single" w:sz="6" w:space="0" w:color="DDDDDD"/>
+            </w:tcBorders>
+          </w:tcPr>
+          <w:p>
+            <w:pPr>
+              <w:pStyle w:val="TableParagraph"/>
+              <w:ind w:left="120"/>
               <w:rPr>
                 <w:sz w:val="19"/>
               </w:rPr>
@@ -1782,35 +2260,10 @@
             <w:r>
               <w:rPr>
                 <w:spacing w:val="-5"/>
-                <w:sz w:val="19"/>
-              </w:rPr>
-              <w:t>UK</w:t>
-            </w:r>
-          </w:p>
-        </w:tc>
-        <w:tc>
-          <w:tcPr>
-            <w:tcW w:w="2235" w:type="dxa"/>
-            <w:tcBorders>
-              <w:top w:val="single" w:sz="6" w:space="0" w:color="DDDDDD"/>
-              <w:bottom w:val="single" w:sz="6" w:space="0" w:color="DDDDDD"/>
-            </w:tcBorders>
-          </w:tcPr>
-          <w:p>
-            <w:pPr>
-              <w:pStyle w:val="TableParagraph"/>
-              <w:ind w:right="119"/>
-              <w:jc w:val="right"/>
-              <w:rPr>
-                <w:sz w:val="19"/>
-              </w:rPr>
-            </w:pPr>
-            <w:r>
-              <w:rPr>
-                <w:spacing w:val="-4"/>
-                <w:sz w:val="19"/>
-              </w:rPr>
-              <w:t>0.19</w:t>
+                <w:w w:val="115"/>
+                <w:sz w:val="19"/>
+              </w:rPr>
+              <w:t>top</w:t>
             </w:r>
           </w:p>
         </w:tc>
@@ -1821,15 +2274,15 @@
         </w:trPr>
         <w:tc>
           <w:tcPr>
-            <w:tcW w:w="2225" w:type="dxa"/>
-            <w:tcBorders>
-              <w:top w:val="single" w:sz="6" w:space="0" w:color="DDDDDD"/>
-            </w:tcBorders>
-          </w:tcPr>
-          <w:p>
-            <w:pPr>
-              <w:pStyle w:val="TableParagraph"/>
-              <w:spacing w:line="245" w:lineRule="exact"/>
+            <w:tcW w:w="1973" w:type="dxa"/>
+            <w:tcBorders>
+              <w:top w:val="single" w:sz="6" w:space="0" w:color="DDDDDD"/>
+            </w:tcBorders>
+          </w:tcPr>
+          <w:p>
+            <w:pPr>
+              <w:pStyle w:val="TableParagraph"/>
+              <w:spacing w:line="215" w:lineRule="exact"/>
               <w:ind w:left="119"/>
               <w:rPr>
                 <w:sz w:val="19"/>
@@ -1837,13 +2290,15 @@
             </w:pPr>
             <w:r>
               <w:rPr>
+                <w:w w:val="105"/>
                 <w:sz w:val="19"/>
               </w:rPr>
               <w:t>Path</w:t>
             </w:r>
             <w:r>
               <w:rPr>
-                <w:spacing w:val="1"/>
+                <w:spacing w:val="-2"/>
+                <w:w w:val="105"/>
                 <w:sz w:val="19"/>
               </w:rPr>
               <w:t> </w:t>
@@ -1851,6 +2306,7 @@
             <w:r>
               <w:rPr>
                 <w:spacing w:val="-2"/>
+                <w:w w:val="110"/>
                 <w:sz w:val="19"/>
               </w:rPr>
               <w:t>length</w:t>
@@ -1859,16 +2315,16 @@
         </w:tc>
         <w:tc>
           <w:tcPr>
-            <w:tcW w:w="2729" w:type="dxa"/>
-            <w:tcBorders>
-              <w:top w:val="single" w:sz="6" w:space="0" w:color="DDDDDD"/>
-            </w:tcBorders>
-          </w:tcPr>
-          <w:p>
-            <w:pPr>
-              <w:pStyle w:val="TableParagraph"/>
-              <w:spacing w:line="245" w:lineRule="exact"/>
-              <w:ind w:left="1066"/>
+            <w:tcW w:w="2325" w:type="dxa"/>
+            <w:tcBorders>
+              <w:top w:val="single" w:sz="6" w:space="0" w:color="DDDDDD"/>
+            </w:tcBorders>
+          </w:tcPr>
+          <w:p>
+            <w:pPr>
+              <w:pStyle w:val="TableParagraph"/>
+              <w:spacing w:line="215" w:lineRule="exact"/>
+              <w:ind w:left="814"/>
               <w:rPr>
                 <w:sz w:val="19"/>
               </w:rPr>
@@ -1878,47 +2334,48 @@
                 <w:spacing w:val="-4"/>
                 <w:sz w:val="19"/>
               </w:rPr>
-              <w:t>Atte</w:t>
-            </w:r>
-          </w:p>
-        </w:tc>
-        <w:tc>
-          <w:tcPr>
-            <w:tcW w:w="3387" w:type="dxa"/>
-            <w:tcBorders>
-              <w:top w:val="single" w:sz="6" w:space="0" w:color="DDDDDD"/>
-            </w:tcBorders>
-          </w:tcPr>
-          <w:p>
-            <w:pPr>
-              <w:pStyle w:val="TableParagraph"/>
-              <w:spacing w:line="245" w:lineRule="exact"/>
-              <w:ind w:left="877"/>
-              <w:rPr>
-                <w:sz w:val="19"/>
-              </w:rPr>
-            </w:pPr>
-            <w:r>
-              <w:rPr>
-                <w:spacing w:val="-2"/>
-                <w:sz w:val="19"/>
-              </w:rPr>
-              <w:t>Finnish</w:t>
-            </w:r>
-          </w:p>
-        </w:tc>
-        <w:tc>
-          <w:tcPr>
-            <w:tcW w:w="2235" w:type="dxa"/>
-            <w:tcBorders>
-              <w:top w:val="single" w:sz="6" w:space="0" w:color="DDDDDD"/>
-            </w:tcBorders>
-          </w:tcPr>
-          <w:p>
-            <w:pPr>
-              <w:pStyle w:val="TableParagraph"/>
-              <w:spacing w:line="245" w:lineRule="exact"/>
-              <w:ind w:right="119"/>
+              <w:t>Gaël</w:t>
+            </w:r>
+          </w:p>
+        </w:tc>
+        <w:tc>
+          <w:tcPr>
+            <w:tcW w:w="2816" w:type="dxa"/>
+            <w:tcBorders>
+              <w:top w:val="single" w:sz="6" w:space="0" w:color="DDDDDD"/>
+            </w:tcBorders>
+          </w:tcPr>
+          <w:p>
+            <w:pPr>
+              <w:pStyle w:val="TableParagraph"/>
+              <w:spacing w:line="215" w:lineRule="exact"/>
+              <w:ind w:left="693"/>
+              <w:rPr>
+                <w:sz w:val="19"/>
+              </w:rPr>
+            </w:pPr>
+            <w:r>
+              <w:rPr>
+                <w:spacing w:val="-2"/>
+                <w:w w:val="105"/>
+                <w:sz w:val="19"/>
+              </w:rPr>
+              <w:t>French</w:t>
+            </w:r>
+          </w:p>
+        </w:tc>
+        <w:tc>
+          <w:tcPr>
+            <w:tcW w:w="1848" w:type="dxa"/>
+            <w:tcBorders>
+              <w:top w:val="single" w:sz="6" w:space="0" w:color="DDDDDD"/>
+            </w:tcBorders>
+          </w:tcPr>
+          <w:p>
+            <w:pPr>
+              <w:pStyle w:val="TableParagraph"/>
+              <w:spacing w:line="215" w:lineRule="exact"/>
+              <w:ind w:right="117"/>
               <w:jc w:val="right"/>
               <w:rPr>
                 <w:sz w:val="19"/>
@@ -1927,9 +2384,36 @@
             <w:r>
               <w:rPr>
                 <w:spacing w:val="-4"/>
-                <w:sz w:val="19"/>
-              </w:rPr>
-              <w:t>0.19</w:t>
+                <w:w w:val="105"/>
+                <w:sz w:val="19"/>
+              </w:rPr>
+              <w:t>0.18</w:t>
+            </w:r>
+          </w:p>
+        </w:tc>
+        <w:tc>
+          <w:tcPr>
+            <w:tcW w:w="1612" w:type="dxa"/>
+            <w:tcBorders>
+              <w:top w:val="single" w:sz="6" w:space="0" w:color="DDDDDD"/>
+            </w:tcBorders>
+          </w:tcPr>
+          <w:p>
+            <w:pPr>
+              <w:pStyle w:val="TableParagraph"/>
+              <w:spacing w:line="215" w:lineRule="exact"/>
+              <w:ind w:left="120"/>
+              <w:rPr>
+                <w:sz w:val="19"/>
+              </w:rPr>
+            </w:pPr>
+            <w:r>
+              <w:rPr>
+                <w:spacing w:val="-5"/>
+                <w:w w:val="115"/>
+                <w:sz w:val="19"/>
+              </w:rPr>
+              <w:t>top</w:t>
             </w:r>
           </w:p>
         </w:tc>
@@ -2019,10 +2503,10 @@
     <w:uiPriority w:val="1"/>
     <w:qFormat/>
     <w:pPr>
-      <w:spacing w:before="121"/>
+      <w:spacing w:before="151"/>
     </w:pPr>
     <w:rPr>
-      <w:rFonts w:ascii="Lucida Sans Unicode" w:hAnsi="Lucida Sans Unicode" w:eastAsia="Lucida Sans Unicode" w:cs="Lucida Sans Unicode"/>
+      <w:rFonts w:ascii="Arial MT" w:hAnsi="Arial MT" w:eastAsia="Arial MT" w:cs="Arial MT"/>
       <w:lang w:val="en-US" w:eastAsia="en-US" w:bidi="ar-SA"/>
     </w:rPr>
   </w:style>
